--- a/guj/docx/022.content.docx
+++ b/guj/docx/022.content.docx
@@ -463,90 +463,66 @@
           <w:lang w:val="gu_IN" w:bidi="gu_IN"/>
         </w:rPr>
       </w:r>
-      <w:hyperlink r:id="rId13">
-        <w:r>
-          <w:rPr>
-            <w:lang w:val="gu_IN" w:bidi="gu_IN"/>
-          </w:rPr>
-          <w:rPr>
-            <w:color w:val="0000EE"/>
-            <w:u w:val="single"/>
-          </w:rPr>
-          <w:t>1 કાળવૃત્તાંત 5:10</w:t>
-        </w:r>
-      </w:hyperlink>
-    </w:p>
-    <w:p>
-      <w:pPr>
-        <w:pStyle w:val="ListBullet"/>
-        <w:spacing w:line="240" w:lineRule="auto"/>
-        <w:ind w:left="720"/>
-      </w:pPr>
-      <w:r>
-        <w:rPr>
-          <w:lang w:val="gu_IN" w:bidi="gu_IN"/>
-        </w:rPr>
-      </w:r>
-      <w:hyperlink r:id="rId14">
-        <w:r>
-          <w:rPr>
-            <w:lang w:val="gu_IN" w:bidi="gu_IN"/>
-          </w:rPr>
-          <w:rPr>
-            <w:color w:val="0000EE"/>
-            <w:u w:val="single"/>
-          </w:rPr>
-          <w:t>દાનીયેલ 11:45</w:t>
-        </w:r>
-      </w:hyperlink>
-    </w:p>
-    <w:p>
-      <w:pPr>
-        <w:pStyle w:val="ListBullet"/>
-        <w:spacing w:line="240" w:lineRule="auto"/>
-        <w:ind w:left="720"/>
-      </w:pPr>
-      <w:r>
-        <w:rPr>
-          <w:lang w:val="gu_IN" w:bidi="gu_IN"/>
-        </w:rPr>
-      </w:r>
-      <w:hyperlink r:id="rId15">
-        <w:r>
-          <w:rPr>
-            <w:lang w:val="gu_IN" w:bidi="gu_IN"/>
-          </w:rPr>
-          <w:rPr>
-            <w:color w:val="0000EE"/>
-            <w:u w:val="single"/>
-          </w:rPr>
-          <w:t>નિર્ગમન 16:18</w:t>
-        </w:r>
-      </w:hyperlink>
-    </w:p>
-    <w:p>
-      <w:pPr>
-        <w:pStyle w:val="ListBullet"/>
-        <w:spacing w:line="240" w:lineRule="auto"/>
-        <w:ind w:left="720"/>
-      </w:pPr>
-      <w:r>
-        <w:rPr>
-          <w:lang w:val="gu_IN" w:bidi="gu_IN"/>
-        </w:rPr>
-      </w:r>
-      <w:hyperlink r:id="rId16">
-        <w:r>
-          <w:rPr>
-            <w:lang w:val="gu_IN" w:bidi="gu_IN"/>
-          </w:rPr>
-          <w:rPr>
-            <w:color w:val="0000EE"/>
-            <w:u w:val="single"/>
-          </w:rPr>
-          <w:t>ઉત્પત્તિ 12:8–9</w:t>
-        </w:r>
-      </w:hyperlink>
+      <w:r>
+        <w:rPr>
+          <w:lang w:val="gu_IN" w:bidi="gu_IN"/>
+        </w:rPr>
+        <w:t>1 કાળવૃત્તાંત 5:10</w:t>
+      </w:r>
+    </w:p>
+    <w:p>
+      <w:pPr>
+        <w:pStyle w:val="ListBullet"/>
+        <w:spacing w:line="240" w:lineRule="auto"/>
+        <w:ind w:left="720"/>
+      </w:pPr>
+      <w:r>
+        <w:rPr>
+          <w:lang w:val="gu_IN" w:bidi="gu_IN"/>
+        </w:rPr>
+      </w:r>
+      <w:r>
+        <w:rPr>
+          <w:lang w:val="gu_IN" w:bidi="gu_IN"/>
+        </w:rPr>
+        <w:t>દાનીયેલ 11:45</w:t>
+      </w:r>
+    </w:p>
+    <w:p>
+      <w:pPr>
+        <w:pStyle w:val="ListBullet"/>
+        <w:spacing w:line="240" w:lineRule="auto"/>
+        <w:ind w:left="720"/>
+      </w:pPr>
+      <w:r>
+        <w:rPr>
+          <w:lang w:val="gu_IN" w:bidi="gu_IN"/>
+        </w:rPr>
+      </w:r>
+      <w:r>
+        <w:rPr>
+          <w:lang w:val="gu_IN" w:bidi="gu_IN"/>
+        </w:rPr>
+        <w:t>નિર્ગમન 16:18</w:t>
+      </w:r>
+    </w:p>
+    <w:p>
+      <w:pPr>
+        <w:pStyle w:val="ListBullet"/>
+        <w:spacing w:line="240" w:lineRule="auto"/>
+        <w:ind w:left="720"/>
+      </w:pPr>
+      <w:r>
+        <w:rPr>
+          <w:lang w:val="gu_IN" w:bidi="gu_IN"/>
+        </w:rPr>
+      </w:r>
+      <w:r>
+        <w:rPr>
+          <w:lang w:val="gu_IN" w:bidi="gu_IN"/>
+        </w:rPr>
+        <w:t>ઉત્પત્તિ 12:8–9</w:t>
+      </w:r>
     </w:p>
     <w:p>
       <w:pPr>
@@ -712,138 +688,102 @@
           <w:lang w:val="gu_IN" w:bidi="gu_IN"/>
         </w:rPr>
       </w:r>
-      <w:hyperlink r:id="rId17">
-        <w:r>
-          <w:rPr>
-            <w:lang w:val="gu_IN" w:bidi="gu_IN"/>
-          </w:rPr>
-          <w:rPr>
-            <w:color w:val="0000EE"/>
-            <w:u w:val="single"/>
-          </w:rPr>
-          <w:t>1 કરિંથીઓ 3:3–5</w:t>
-        </w:r>
-      </w:hyperlink>
-    </w:p>
-    <w:p>
-      <w:pPr>
-        <w:pStyle w:val="ListBullet"/>
-        <w:spacing w:line="240" w:lineRule="auto"/>
-        <w:ind w:left="720"/>
-      </w:pPr>
-      <w:r>
-        <w:rPr>
-          <w:lang w:val="gu_IN" w:bidi="gu_IN"/>
-        </w:rPr>
-      </w:r>
-      <w:hyperlink r:id="rId18">
-        <w:r>
-          <w:rPr>
-            <w:lang w:val="gu_IN" w:bidi="gu_IN"/>
-          </w:rPr>
-          <w:rPr>
-            <w:color w:val="0000EE"/>
-            <w:u w:val="single"/>
-          </w:rPr>
-          <w:t>હબાક્કુક 1:3–4</w:t>
-        </w:r>
-      </w:hyperlink>
-    </w:p>
-    <w:p>
-      <w:pPr>
-        <w:pStyle w:val="ListBullet"/>
-        <w:spacing w:line="240" w:lineRule="auto"/>
-        <w:ind w:left="720"/>
-      </w:pPr>
-      <w:r>
-        <w:rPr>
-          <w:lang w:val="gu_IN" w:bidi="gu_IN"/>
-        </w:rPr>
-      </w:r>
-      <w:hyperlink r:id="rId19">
-        <w:r>
-          <w:rPr>
-            <w:lang w:val="gu_IN" w:bidi="gu_IN"/>
-          </w:rPr>
-          <w:rPr>
-            <w:color w:val="0000EE"/>
-            <w:u w:val="single"/>
-          </w:rPr>
-          <w:t>ફિલિપ્પીઓ 1:15–17</w:t>
-        </w:r>
-      </w:hyperlink>
-    </w:p>
-    <w:p>
-      <w:pPr>
-        <w:pStyle w:val="ListBullet"/>
-        <w:spacing w:line="240" w:lineRule="auto"/>
-        <w:ind w:left="720"/>
-      </w:pPr>
-      <w:r>
-        <w:rPr>
-          <w:lang w:val="gu_IN" w:bidi="gu_IN"/>
-        </w:rPr>
-      </w:r>
-      <w:hyperlink r:id="rId20">
-        <w:r>
-          <w:rPr>
-            <w:lang w:val="gu_IN" w:bidi="gu_IN"/>
-          </w:rPr>
-          <w:rPr>
-            <w:color w:val="0000EE"/>
-            <w:u w:val="single"/>
-          </w:rPr>
-          <w:t>નીતિવચન 17:1–2</w:t>
-        </w:r>
-      </w:hyperlink>
-    </w:p>
-    <w:p>
-      <w:pPr>
-        <w:pStyle w:val="ListBullet"/>
-        <w:spacing w:line="240" w:lineRule="auto"/>
-        <w:ind w:left="720"/>
-      </w:pPr>
-      <w:r>
-        <w:rPr>
-          <w:lang w:val="gu_IN" w:bidi="gu_IN"/>
-        </w:rPr>
-      </w:r>
-      <w:hyperlink r:id="rId21">
-        <w:r>
-          <w:rPr>
-            <w:lang w:val="gu_IN" w:bidi="gu_IN"/>
-          </w:rPr>
-          <w:rPr>
-            <w:color w:val="0000EE"/>
-            <w:u w:val="single"/>
-          </w:rPr>
-          <w:t>ગીતશાસ્ત્ર 55:8–9</w:t>
-        </w:r>
-      </w:hyperlink>
-    </w:p>
-    <w:p>
-      <w:pPr>
-        <w:pStyle w:val="ListBullet"/>
-        <w:spacing w:line="240" w:lineRule="auto"/>
-        <w:ind w:left="720"/>
-      </w:pPr>
-      <w:r>
-        <w:rPr>
-          <w:lang w:val="gu_IN" w:bidi="gu_IN"/>
-        </w:rPr>
-      </w:r>
-      <w:hyperlink r:id="rId22">
-        <w:r>
-          <w:rPr>
-            <w:lang w:val="gu_IN" w:bidi="gu_IN"/>
-          </w:rPr>
-          <w:rPr>
-            <w:color w:val="0000EE"/>
-            <w:u w:val="single"/>
-          </w:rPr>
-          <w:t>રોમનો 13:13–14</w:t>
-        </w:r>
-      </w:hyperlink>
+      <w:r>
+        <w:rPr>
+          <w:lang w:val="gu_IN" w:bidi="gu_IN"/>
+        </w:rPr>
+        <w:t>1 કરિંથીઓ 3:3–5</w:t>
+      </w:r>
+    </w:p>
+    <w:p>
+      <w:pPr>
+        <w:pStyle w:val="ListBullet"/>
+        <w:spacing w:line="240" w:lineRule="auto"/>
+        <w:ind w:left="720"/>
+      </w:pPr>
+      <w:r>
+        <w:rPr>
+          <w:lang w:val="gu_IN" w:bidi="gu_IN"/>
+        </w:rPr>
+      </w:r>
+      <w:r>
+        <w:rPr>
+          <w:lang w:val="gu_IN" w:bidi="gu_IN"/>
+        </w:rPr>
+        <w:t>હબાક્કુક 1:3–4</w:t>
+      </w:r>
+    </w:p>
+    <w:p>
+      <w:pPr>
+        <w:pStyle w:val="ListBullet"/>
+        <w:spacing w:line="240" w:lineRule="auto"/>
+        <w:ind w:left="720"/>
+      </w:pPr>
+      <w:r>
+        <w:rPr>
+          <w:lang w:val="gu_IN" w:bidi="gu_IN"/>
+        </w:rPr>
+      </w:r>
+      <w:r>
+        <w:rPr>
+          <w:lang w:val="gu_IN" w:bidi="gu_IN"/>
+        </w:rPr>
+        <w:t>ફિલિપ્પીઓ 1:15–17</w:t>
+      </w:r>
+    </w:p>
+    <w:p>
+      <w:pPr>
+        <w:pStyle w:val="ListBullet"/>
+        <w:spacing w:line="240" w:lineRule="auto"/>
+        <w:ind w:left="720"/>
+      </w:pPr>
+      <w:r>
+        <w:rPr>
+          <w:lang w:val="gu_IN" w:bidi="gu_IN"/>
+        </w:rPr>
+      </w:r>
+      <w:r>
+        <w:rPr>
+          <w:lang w:val="gu_IN" w:bidi="gu_IN"/>
+        </w:rPr>
+        <w:t>નીતિવચન 17:1–2</w:t>
+      </w:r>
+    </w:p>
+    <w:p>
+      <w:pPr>
+        <w:pStyle w:val="ListBullet"/>
+        <w:spacing w:line="240" w:lineRule="auto"/>
+        <w:ind w:left="720"/>
+      </w:pPr>
+      <w:r>
+        <w:rPr>
+          <w:lang w:val="gu_IN" w:bidi="gu_IN"/>
+        </w:rPr>
+      </w:r>
+      <w:r>
+        <w:rPr>
+          <w:lang w:val="gu_IN" w:bidi="gu_IN"/>
+        </w:rPr>
+        <w:t>ગીતશાસ્ત્ર 55:8–9</w:t>
+      </w:r>
+    </w:p>
+    <w:p>
+      <w:pPr>
+        <w:pStyle w:val="ListBullet"/>
+        <w:spacing w:line="240" w:lineRule="auto"/>
+        <w:ind w:left="720"/>
+      </w:pPr>
+      <w:r>
+        <w:rPr>
+          <w:lang w:val="gu_IN" w:bidi="gu_IN"/>
+        </w:rPr>
+      </w:r>
+      <w:r>
+        <w:rPr>
+          <w:lang w:val="gu_IN" w:bidi="gu_IN"/>
+        </w:rPr>
+        <w:t>રોમનો 13:13–14</w:t>
+      </w:r>
     </w:p>
     <w:p>
       <w:pPr>
@@ -1258,186 +1198,138 @@
           <w:lang w:val="gu_IN" w:bidi="gu_IN"/>
         </w:rPr>
       </w:r>
-      <w:hyperlink r:id="rId23">
-        <w:r>
-          <w:rPr>
-            <w:lang w:val="gu_IN" w:bidi="gu_IN"/>
-          </w:rPr>
-          <w:rPr>
-            <w:color w:val="0000EE"/>
-            <w:u w:val="single"/>
-          </w:rPr>
-          <w:t>પ્રેરિતોનાંકૃત્યો 12:1–2</w:t>
-        </w:r>
-      </w:hyperlink>
-    </w:p>
-    <w:p>
-      <w:pPr>
-        <w:pStyle w:val="ListBullet"/>
-        <w:spacing w:line="240" w:lineRule="auto"/>
-        <w:ind w:left="720"/>
-      </w:pPr>
-      <w:r>
-        <w:rPr>
-          <w:lang w:val="gu_IN" w:bidi="gu_IN"/>
-        </w:rPr>
-      </w:r>
-      <w:hyperlink r:id="rId24">
-        <w:r>
-          <w:rPr>
-            <w:lang w:val="gu_IN" w:bidi="gu_IN"/>
-          </w:rPr>
-          <w:rPr>
-            <w:color w:val="0000EE"/>
-            <w:u w:val="single"/>
-          </w:rPr>
-          <w:t>ઉત્પત્તિ 27:39–40</w:t>
-        </w:r>
-      </w:hyperlink>
-    </w:p>
-    <w:p>
-      <w:pPr>
-        <w:pStyle w:val="ListBullet"/>
-        <w:spacing w:line="240" w:lineRule="auto"/>
-        <w:ind w:left="720"/>
-      </w:pPr>
-      <w:r>
-        <w:rPr>
-          <w:lang w:val="gu_IN" w:bidi="gu_IN"/>
-        </w:rPr>
-      </w:r>
-      <w:hyperlink r:id="rId25">
-        <w:r>
-          <w:rPr>
-            <w:lang w:val="gu_IN" w:bidi="gu_IN"/>
-          </w:rPr>
-          <w:rPr>
-            <w:color w:val="0000EE"/>
-            <w:u w:val="single"/>
-          </w:rPr>
-          <w:t>ઉત્પત્તિ 34:24–26</w:t>
-        </w:r>
-      </w:hyperlink>
-    </w:p>
-    <w:p>
-      <w:pPr>
-        <w:pStyle w:val="ListBullet"/>
-        <w:spacing w:line="240" w:lineRule="auto"/>
-        <w:ind w:left="720"/>
-      </w:pPr>
-      <w:r>
-        <w:rPr>
-          <w:lang w:val="gu_IN" w:bidi="gu_IN"/>
-        </w:rPr>
-      </w:r>
-      <w:hyperlink r:id="rId26">
-        <w:r>
-          <w:rPr>
-            <w:lang w:val="gu_IN" w:bidi="gu_IN"/>
-          </w:rPr>
-          <w:rPr>
-            <w:color w:val="0000EE"/>
-            <w:u w:val="single"/>
-          </w:rPr>
-          <w:t>લુક 2:33–35</w:t>
-        </w:r>
-      </w:hyperlink>
-    </w:p>
-    <w:p>
-      <w:pPr>
-        <w:pStyle w:val="ListBullet"/>
-        <w:spacing w:line="240" w:lineRule="auto"/>
-        <w:ind w:left="720"/>
-      </w:pPr>
-      <w:r>
-        <w:rPr>
-          <w:lang w:val="gu_IN" w:bidi="gu_IN"/>
-        </w:rPr>
-      </w:r>
-      <w:hyperlink r:id="rId27">
-        <w:r>
-          <w:rPr>
-            <w:lang w:val="gu_IN" w:bidi="gu_IN"/>
-          </w:rPr>
-          <w:rPr>
-            <w:color w:val="0000EE"/>
-            <w:u w:val="single"/>
-          </w:rPr>
-          <w:t>લુક 21:23–24</w:t>
-        </w:r>
-      </w:hyperlink>
-    </w:p>
-    <w:p>
-      <w:pPr>
-        <w:pStyle w:val="ListBullet"/>
-        <w:spacing w:line="240" w:lineRule="auto"/>
-        <w:ind w:left="720"/>
-      </w:pPr>
-      <w:r>
-        <w:rPr>
-          <w:lang w:val="gu_IN" w:bidi="gu_IN"/>
-        </w:rPr>
-      </w:r>
-      <w:hyperlink r:id="rId28">
-        <w:r>
-          <w:rPr>
-            <w:lang w:val="gu_IN" w:bidi="gu_IN"/>
-          </w:rPr>
-          <w:rPr>
-            <w:color w:val="0000EE"/>
-            <w:u w:val="single"/>
-          </w:rPr>
-          <w:t>માથ્થી 10:34–36</w:t>
-        </w:r>
-      </w:hyperlink>
-    </w:p>
-    <w:p>
-      <w:pPr>
-        <w:pStyle w:val="ListBullet"/>
-        <w:spacing w:line="240" w:lineRule="auto"/>
-        <w:ind w:left="720"/>
-      </w:pPr>
-      <w:r>
-        <w:rPr>
-          <w:lang w:val="gu_IN" w:bidi="gu_IN"/>
-        </w:rPr>
-      </w:r>
-      <w:hyperlink r:id="rId29">
-        <w:r>
-          <w:rPr>
-            <w:lang w:val="gu_IN" w:bidi="gu_IN"/>
-          </w:rPr>
-          <w:rPr>
-            <w:color w:val="0000EE"/>
-            <w:u w:val="single"/>
-          </w:rPr>
-          <w:t>માથ્થી 26:55–56</w:t>
-        </w:r>
-      </w:hyperlink>
-    </w:p>
-    <w:p>
-      <w:pPr>
-        <w:pStyle w:val="ListBullet"/>
-        <w:spacing w:line="240" w:lineRule="auto"/>
-        <w:ind w:left="720"/>
-      </w:pPr>
-      <w:r>
-        <w:rPr>
-          <w:lang w:val="gu_IN" w:bidi="gu_IN"/>
-        </w:rPr>
-      </w:r>
-      <w:hyperlink r:id="rId30">
-        <w:r>
-          <w:rPr>
-            <w:lang w:val="gu_IN" w:bidi="gu_IN"/>
-          </w:rPr>
-          <w:rPr>
-            <w:color w:val="0000EE"/>
-            <w:u w:val="single"/>
-          </w:rPr>
-          <w:t>પ્રકટીકરણ 1:14–16</w:t>
-        </w:r>
-      </w:hyperlink>
+      <w:r>
+        <w:rPr>
+          <w:lang w:val="gu_IN" w:bidi="gu_IN"/>
+        </w:rPr>
+        <w:t>પ્રેરિતોનાંકૃત્યો 12:1–2</w:t>
+      </w:r>
+    </w:p>
+    <w:p>
+      <w:pPr>
+        <w:pStyle w:val="ListBullet"/>
+        <w:spacing w:line="240" w:lineRule="auto"/>
+        <w:ind w:left="720"/>
+      </w:pPr>
+      <w:r>
+        <w:rPr>
+          <w:lang w:val="gu_IN" w:bidi="gu_IN"/>
+        </w:rPr>
+      </w:r>
+      <w:r>
+        <w:rPr>
+          <w:lang w:val="gu_IN" w:bidi="gu_IN"/>
+        </w:rPr>
+        <w:t>ઉત્પત્તિ 27:39–40</w:t>
+      </w:r>
+    </w:p>
+    <w:p>
+      <w:pPr>
+        <w:pStyle w:val="ListBullet"/>
+        <w:spacing w:line="240" w:lineRule="auto"/>
+        <w:ind w:left="720"/>
+      </w:pPr>
+      <w:r>
+        <w:rPr>
+          <w:lang w:val="gu_IN" w:bidi="gu_IN"/>
+        </w:rPr>
+      </w:r>
+      <w:r>
+        <w:rPr>
+          <w:lang w:val="gu_IN" w:bidi="gu_IN"/>
+        </w:rPr>
+        <w:t>ઉત્પત્તિ 34:24–26</w:t>
+      </w:r>
+    </w:p>
+    <w:p>
+      <w:pPr>
+        <w:pStyle w:val="ListBullet"/>
+        <w:spacing w:line="240" w:lineRule="auto"/>
+        <w:ind w:left="720"/>
+      </w:pPr>
+      <w:r>
+        <w:rPr>
+          <w:lang w:val="gu_IN" w:bidi="gu_IN"/>
+        </w:rPr>
+      </w:r>
+      <w:r>
+        <w:rPr>
+          <w:lang w:val="gu_IN" w:bidi="gu_IN"/>
+        </w:rPr>
+        <w:t>લુક 2:33–35</w:t>
+      </w:r>
+    </w:p>
+    <w:p>
+      <w:pPr>
+        <w:pStyle w:val="ListBullet"/>
+        <w:spacing w:line="240" w:lineRule="auto"/>
+        <w:ind w:left="720"/>
+      </w:pPr>
+      <w:r>
+        <w:rPr>
+          <w:lang w:val="gu_IN" w:bidi="gu_IN"/>
+        </w:rPr>
+      </w:r>
+      <w:r>
+        <w:rPr>
+          <w:lang w:val="gu_IN" w:bidi="gu_IN"/>
+        </w:rPr>
+        <w:t>લુક 21:23–24</w:t>
+      </w:r>
+    </w:p>
+    <w:p>
+      <w:pPr>
+        <w:pStyle w:val="ListBullet"/>
+        <w:spacing w:line="240" w:lineRule="auto"/>
+        <w:ind w:left="720"/>
+      </w:pPr>
+      <w:r>
+        <w:rPr>
+          <w:lang w:val="gu_IN" w:bidi="gu_IN"/>
+        </w:rPr>
+      </w:r>
+      <w:r>
+        <w:rPr>
+          <w:lang w:val="gu_IN" w:bidi="gu_IN"/>
+        </w:rPr>
+        <w:t>માથ્થી 10:34–36</w:t>
+      </w:r>
+    </w:p>
+    <w:p>
+      <w:pPr>
+        <w:pStyle w:val="ListBullet"/>
+        <w:spacing w:line="240" w:lineRule="auto"/>
+        <w:ind w:left="720"/>
+      </w:pPr>
+      <w:r>
+        <w:rPr>
+          <w:lang w:val="gu_IN" w:bidi="gu_IN"/>
+        </w:rPr>
+      </w:r>
+      <w:r>
+        <w:rPr>
+          <w:lang w:val="gu_IN" w:bidi="gu_IN"/>
+        </w:rPr>
+        <w:t>માથ્થી 26:55–56</w:t>
+      </w:r>
+    </w:p>
+    <w:p>
+      <w:pPr>
+        <w:pStyle w:val="ListBullet"/>
+        <w:spacing w:line="240" w:lineRule="auto"/>
+        <w:ind w:left="720"/>
+      </w:pPr>
+      <w:r>
+        <w:rPr>
+          <w:lang w:val="gu_IN" w:bidi="gu_IN"/>
+        </w:rPr>
+      </w:r>
+      <w:r>
+        <w:rPr>
+          <w:lang w:val="gu_IN" w:bidi="gu_IN"/>
+        </w:rPr>
+        <w:t>પ્રકટીકરણ 1:14–16</w:t>
+      </w:r>
     </w:p>
     <w:p>
       <w:pPr>
@@ -1791,114 +1683,84 @@
           <w:lang w:val="gu_IN" w:bidi="gu_IN"/>
         </w:rPr>
       </w:r>
-      <w:hyperlink r:id="rId31">
-        <w:r>
-          <w:rPr>
-            <w:lang w:val="gu_IN" w:bidi="gu_IN"/>
-          </w:rPr>
-          <w:rPr>
-            <w:color w:val="0000EE"/>
-            <w:u w:val="single"/>
-          </w:rPr>
-          <w:t>1 કાળવૃતાંત 23:30–31</w:t>
-        </w:r>
-      </w:hyperlink>
-    </w:p>
-    <w:p>
-      <w:pPr>
-        <w:pStyle w:val="ListBullet"/>
-        <w:spacing w:line="240" w:lineRule="auto"/>
-        <w:ind w:left="720"/>
-      </w:pPr>
-      <w:r>
-        <w:rPr>
-          <w:lang w:val="gu_IN" w:bidi="gu_IN"/>
-        </w:rPr>
-      </w:r>
-      <w:hyperlink r:id="rId32">
-        <w:r>
-          <w:rPr>
-            <w:lang w:val="gu_IN" w:bidi="gu_IN"/>
-          </w:rPr>
-          <w:rPr>
-            <w:color w:val="0000EE"/>
-            <w:u w:val="single"/>
-          </w:rPr>
-          <w:t>2 કાળવૃતાંત 8:12–13</w:t>
-        </w:r>
-      </w:hyperlink>
-    </w:p>
-    <w:p>
-      <w:pPr>
-        <w:pStyle w:val="ListBullet"/>
-        <w:spacing w:line="240" w:lineRule="auto"/>
-        <w:ind w:left="720"/>
-      </w:pPr>
-      <w:r>
-        <w:rPr>
-          <w:lang w:val="gu_IN" w:bidi="gu_IN"/>
-        </w:rPr>
-      </w:r>
-      <w:hyperlink r:id="rId33">
-        <w:r>
-          <w:rPr>
-            <w:lang w:val="gu_IN" w:bidi="gu_IN"/>
-          </w:rPr>
-          <w:rPr>
-            <w:color w:val="0000EE"/>
-            <w:u w:val="single"/>
-          </w:rPr>
-          <w:t>નિર્ગમન 5:1–2</w:t>
-        </w:r>
-      </w:hyperlink>
-    </w:p>
-    <w:p>
-      <w:pPr>
-        <w:pStyle w:val="ListBullet"/>
-        <w:spacing w:line="240" w:lineRule="auto"/>
-        <w:ind w:left="720"/>
-      </w:pPr>
-      <w:r>
-        <w:rPr>
-          <w:lang w:val="gu_IN" w:bidi="gu_IN"/>
-        </w:rPr>
-      </w:r>
-      <w:hyperlink r:id="rId34">
-        <w:r>
-          <w:rPr>
-            <w:lang w:val="gu_IN" w:bidi="gu_IN"/>
-          </w:rPr>
-          <w:rPr>
-            <w:color w:val="0000EE"/>
-            <w:u w:val="single"/>
-          </w:rPr>
-          <w:t>યોહાન 4:43–45</w:t>
-        </w:r>
-      </w:hyperlink>
-    </w:p>
-    <w:p>
-      <w:pPr>
-        <w:pStyle w:val="ListBullet"/>
-        <w:spacing w:line="240" w:lineRule="auto"/>
-        <w:ind w:left="720"/>
-      </w:pPr>
-      <w:r>
-        <w:rPr>
-          <w:lang w:val="gu_IN" w:bidi="gu_IN"/>
-        </w:rPr>
-      </w:r>
-      <w:hyperlink r:id="rId35">
-        <w:r>
-          <w:rPr>
-            <w:lang w:val="gu_IN" w:bidi="gu_IN"/>
-          </w:rPr>
-          <w:rPr>
-            <w:color w:val="0000EE"/>
-            <w:u w:val="single"/>
-          </w:rPr>
-          <w:t>લૂક 22:1–2</w:t>
-        </w:r>
-      </w:hyperlink>
+      <w:r>
+        <w:rPr>
+          <w:lang w:val="gu_IN" w:bidi="gu_IN"/>
+        </w:rPr>
+        <w:t>1 કાળવૃતાંત 23:30–31</w:t>
+      </w:r>
+    </w:p>
+    <w:p>
+      <w:pPr>
+        <w:pStyle w:val="ListBullet"/>
+        <w:spacing w:line="240" w:lineRule="auto"/>
+        <w:ind w:left="720"/>
+      </w:pPr>
+      <w:r>
+        <w:rPr>
+          <w:lang w:val="gu_IN" w:bidi="gu_IN"/>
+        </w:rPr>
+      </w:r>
+      <w:r>
+        <w:rPr>
+          <w:lang w:val="gu_IN" w:bidi="gu_IN"/>
+        </w:rPr>
+        <w:t>2 કાળવૃતાંત 8:12–13</w:t>
+      </w:r>
+    </w:p>
+    <w:p>
+      <w:pPr>
+        <w:pStyle w:val="ListBullet"/>
+        <w:spacing w:line="240" w:lineRule="auto"/>
+        <w:ind w:left="720"/>
+      </w:pPr>
+      <w:r>
+        <w:rPr>
+          <w:lang w:val="gu_IN" w:bidi="gu_IN"/>
+        </w:rPr>
+      </w:r>
+      <w:r>
+        <w:rPr>
+          <w:lang w:val="gu_IN" w:bidi="gu_IN"/>
+        </w:rPr>
+        <w:t>નિર્ગમન 5:1–2</w:t>
+      </w:r>
+    </w:p>
+    <w:p>
+      <w:pPr>
+        <w:pStyle w:val="ListBullet"/>
+        <w:spacing w:line="240" w:lineRule="auto"/>
+        <w:ind w:left="720"/>
+      </w:pPr>
+      <w:r>
+        <w:rPr>
+          <w:lang w:val="gu_IN" w:bidi="gu_IN"/>
+        </w:rPr>
+      </w:r>
+      <w:r>
+        <w:rPr>
+          <w:lang w:val="gu_IN" w:bidi="gu_IN"/>
+        </w:rPr>
+        <w:t>યોહાન 4:43–45</w:t>
+      </w:r>
+    </w:p>
+    <w:p>
+      <w:pPr>
+        <w:pStyle w:val="ListBullet"/>
+        <w:spacing w:line="240" w:lineRule="auto"/>
+        <w:ind w:left="720"/>
+      </w:pPr>
+      <w:r>
+        <w:rPr>
+          <w:lang w:val="gu_IN" w:bidi="gu_IN"/>
+        </w:rPr>
+      </w:r>
+      <w:r>
+        <w:rPr>
+          <w:lang w:val="gu_IN" w:bidi="gu_IN"/>
+        </w:rPr>
+        <w:t>લૂક 22:1–2</w:t>
+      </w:r>
     </w:p>
     <w:p>
       <w:pPr>
@@ -2234,138 +2096,102 @@
           <w:lang w:val="gu_IN" w:bidi="gu_IN"/>
         </w:rPr>
       </w:r>
-      <w:hyperlink r:id="rId36">
-        <w:r>
-          <w:rPr>
-            <w:lang w:val="gu_IN" w:bidi="gu_IN"/>
-          </w:rPr>
-          <w:rPr>
-            <w:color w:val="0000EE"/>
-            <w:u w:val="single"/>
-          </w:rPr>
-          <w:t>1 કાળવૃત્તાંત 2: 3–4</w:t>
-        </w:r>
-      </w:hyperlink>
-    </w:p>
-    <w:p>
-      <w:pPr>
-        <w:pStyle w:val="ListBullet"/>
-        <w:spacing w:line="240" w:lineRule="auto"/>
-        <w:ind w:left="720"/>
-      </w:pPr>
-      <w:r>
-        <w:rPr>
-          <w:lang w:val="gu_IN" w:bidi="gu_IN"/>
-        </w:rPr>
-      </w:r>
-      <w:hyperlink r:id="rId37">
-        <w:r>
-          <w:rPr>
-            <w:lang w:val="gu_IN" w:bidi="gu_IN"/>
-          </w:rPr>
-          <w:rPr>
-            <w:color w:val="0000EE"/>
-            <w:u w:val="single"/>
-          </w:rPr>
-          <w:t>2 શમુએલ 13: 1–2</w:t>
-        </w:r>
-      </w:hyperlink>
-    </w:p>
-    <w:p>
-      <w:pPr>
-        <w:pStyle w:val="ListBullet"/>
-        <w:spacing w:line="240" w:lineRule="auto"/>
-        <w:ind w:left="720"/>
-      </w:pPr>
-      <w:r>
-        <w:rPr>
-          <w:lang w:val="gu_IN" w:bidi="gu_IN"/>
-        </w:rPr>
-      </w:r>
-      <w:hyperlink r:id="rId38">
-        <w:r>
-          <w:rPr>
-            <w:lang w:val="gu_IN" w:bidi="gu_IN"/>
-          </w:rPr>
-          <w:rPr>
-            <w:color w:val="0000EE"/>
-            <w:u w:val="single"/>
-          </w:rPr>
-          <w:t>2શમુએલ 14:25–27</w:t>
-        </w:r>
-      </w:hyperlink>
-    </w:p>
-    <w:p>
-      <w:pPr>
-        <w:pStyle w:val="ListBullet"/>
-        <w:spacing w:line="240" w:lineRule="auto"/>
-        <w:ind w:left="720"/>
-      </w:pPr>
-      <w:r>
-        <w:rPr>
-          <w:lang w:val="gu_IN" w:bidi="gu_IN"/>
-        </w:rPr>
-      </w:r>
-      <w:hyperlink r:id="rId39">
-        <w:r>
-          <w:rPr>
-            <w:lang w:val="gu_IN" w:bidi="gu_IN"/>
-          </w:rPr>
-          <w:rPr>
-            <w:color w:val="0000EE"/>
-            <w:u w:val="single"/>
-          </w:rPr>
-          <w:t>ઉત્પત્તિ 38: 6–7</w:t>
-        </w:r>
-      </w:hyperlink>
-    </w:p>
-    <w:p>
-      <w:pPr>
-        <w:pStyle w:val="ListBullet"/>
-        <w:spacing w:line="240" w:lineRule="auto"/>
-        <w:ind w:left="720"/>
-      </w:pPr>
-      <w:r>
-        <w:rPr>
-          <w:lang w:val="gu_IN" w:bidi="gu_IN"/>
-        </w:rPr>
-      </w:r>
-      <w:hyperlink r:id="rId40">
-        <w:r>
-          <w:rPr>
-            <w:lang w:val="gu_IN" w:bidi="gu_IN"/>
-          </w:rPr>
-          <w:rPr>
-            <w:color w:val="0000EE"/>
-            <w:u w:val="single"/>
-          </w:rPr>
-          <w:t>ઉત્પત્તિ 38: 24–26</w:t>
-        </w:r>
-      </w:hyperlink>
-    </w:p>
-    <w:p>
-      <w:pPr>
-        <w:pStyle w:val="ListBullet"/>
-        <w:spacing w:line="240" w:lineRule="auto"/>
-        <w:ind w:left="720"/>
-      </w:pPr>
-      <w:r>
-        <w:rPr>
-          <w:lang w:val="gu_IN" w:bidi="gu_IN"/>
-        </w:rPr>
-      </w:r>
-      <w:hyperlink r:id="rId41">
-        <w:r>
-          <w:rPr>
-            <w:lang w:val="gu_IN" w:bidi="gu_IN"/>
-          </w:rPr>
-          <w:rPr>
-            <w:color w:val="0000EE"/>
-            <w:u w:val="single"/>
-          </w:rPr>
-          <w:t>માથ્થી 1: 1–3</w:t>
-        </w:r>
-      </w:hyperlink>
+      <w:r>
+        <w:rPr>
+          <w:lang w:val="gu_IN" w:bidi="gu_IN"/>
+        </w:rPr>
+        <w:t>1 કાળવૃત્તાંત 2: 3–4</w:t>
+      </w:r>
+    </w:p>
+    <w:p>
+      <w:pPr>
+        <w:pStyle w:val="ListBullet"/>
+        <w:spacing w:line="240" w:lineRule="auto"/>
+        <w:ind w:left="720"/>
+      </w:pPr>
+      <w:r>
+        <w:rPr>
+          <w:lang w:val="gu_IN" w:bidi="gu_IN"/>
+        </w:rPr>
+      </w:r>
+      <w:r>
+        <w:rPr>
+          <w:lang w:val="gu_IN" w:bidi="gu_IN"/>
+        </w:rPr>
+        <w:t>2 શમુએલ 13: 1–2</w:t>
+      </w:r>
+    </w:p>
+    <w:p>
+      <w:pPr>
+        <w:pStyle w:val="ListBullet"/>
+        <w:spacing w:line="240" w:lineRule="auto"/>
+        <w:ind w:left="720"/>
+      </w:pPr>
+      <w:r>
+        <w:rPr>
+          <w:lang w:val="gu_IN" w:bidi="gu_IN"/>
+        </w:rPr>
+      </w:r>
+      <w:r>
+        <w:rPr>
+          <w:lang w:val="gu_IN" w:bidi="gu_IN"/>
+        </w:rPr>
+        <w:t>2શમુએલ 14:25–27</w:t>
+      </w:r>
+    </w:p>
+    <w:p>
+      <w:pPr>
+        <w:pStyle w:val="ListBullet"/>
+        <w:spacing w:line="240" w:lineRule="auto"/>
+        <w:ind w:left="720"/>
+      </w:pPr>
+      <w:r>
+        <w:rPr>
+          <w:lang w:val="gu_IN" w:bidi="gu_IN"/>
+        </w:rPr>
+      </w:r>
+      <w:r>
+        <w:rPr>
+          <w:lang w:val="gu_IN" w:bidi="gu_IN"/>
+        </w:rPr>
+        <w:t>ઉત્પત્તિ 38: 6–7</w:t>
+      </w:r>
+    </w:p>
+    <w:p>
+      <w:pPr>
+        <w:pStyle w:val="ListBullet"/>
+        <w:spacing w:line="240" w:lineRule="auto"/>
+        <w:ind w:left="720"/>
+      </w:pPr>
+      <w:r>
+        <w:rPr>
+          <w:lang w:val="gu_IN" w:bidi="gu_IN"/>
+        </w:rPr>
+      </w:r>
+      <w:r>
+        <w:rPr>
+          <w:lang w:val="gu_IN" w:bidi="gu_IN"/>
+        </w:rPr>
+        <w:t>ઉત્પત્તિ 38: 24–26</w:t>
+      </w:r>
+    </w:p>
+    <w:p>
+      <w:pPr>
+        <w:pStyle w:val="ListBullet"/>
+        <w:spacing w:line="240" w:lineRule="auto"/>
+        <w:ind w:left="720"/>
+      </w:pPr>
+      <w:r>
+        <w:rPr>
+          <w:lang w:val="gu_IN" w:bidi="gu_IN"/>
+        </w:rPr>
+      </w:r>
+      <w:r>
+        <w:rPr>
+          <w:lang w:val="gu_IN" w:bidi="gu_IN"/>
+        </w:rPr>
+        <w:t>માથ્થી 1: 1–3</w:t>
+      </w:r>
     </w:p>
     <w:p>
       <w:pPr>
@@ -2640,138 +2466,102 @@
           <w:lang w:val="gu_IN" w:bidi="gu_IN"/>
         </w:rPr>
       </w:r>
-      <w:hyperlink r:id="rId42">
-        <w:r>
-          <w:rPr>
-            <w:lang w:val="gu_IN" w:bidi="gu_IN"/>
-          </w:rPr>
-          <w:rPr>
-            <w:color w:val="0000EE"/>
-            <w:u w:val="single"/>
-          </w:rPr>
-          <w:t>1 તિમોથી 4:9–10</w:t>
-        </w:r>
-      </w:hyperlink>
-    </w:p>
-    <w:p>
-      <w:pPr>
-        <w:pStyle w:val="ListBullet"/>
-        <w:spacing w:line="240" w:lineRule="auto"/>
-        <w:ind w:left="720"/>
-      </w:pPr>
-      <w:r>
-        <w:rPr>
-          <w:lang w:val="gu_IN" w:bidi="gu_IN"/>
-        </w:rPr>
-      </w:r>
-      <w:hyperlink r:id="rId43">
-        <w:r>
-          <w:rPr>
-            <w:lang w:val="gu_IN" w:bidi="gu_IN"/>
-          </w:rPr>
-          <w:rPr>
-            <w:color w:val="0000EE"/>
-            <w:u w:val="single"/>
-          </w:rPr>
-          <w:t>2 પીતર 2:20–22</w:t>
-        </w:r>
-      </w:hyperlink>
-    </w:p>
-    <w:p>
-      <w:pPr>
-        <w:pStyle w:val="ListBullet"/>
-        <w:spacing w:line="240" w:lineRule="auto"/>
-        <w:ind w:left="720"/>
-      </w:pPr>
-      <w:r>
-        <w:rPr>
-          <w:lang w:val="gu_IN" w:bidi="gu_IN"/>
-        </w:rPr>
-      </w:r>
-      <w:hyperlink r:id="rId44">
-        <w:r>
-          <w:rPr>
-            <w:lang w:val="gu_IN" w:bidi="gu_IN"/>
-          </w:rPr>
-          <w:rPr>
-            <w:color w:val="0000EE"/>
-            <w:u w:val="single"/>
-          </w:rPr>
-          <w:t>પ્રેરિતોના કૃત્યો 5:29–32</w:t>
-        </w:r>
-      </w:hyperlink>
-    </w:p>
-    <w:p>
-      <w:pPr>
-        <w:pStyle w:val="ListBullet"/>
-        <w:spacing w:line="240" w:lineRule="auto"/>
-        <w:ind w:left="720"/>
-      </w:pPr>
-      <w:r>
-        <w:rPr>
-          <w:lang w:val="gu_IN" w:bidi="gu_IN"/>
-        </w:rPr>
-      </w:r>
-      <w:hyperlink r:id="rId45">
-        <w:r>
-          <w:rPr>
-            <w:lang w:val="gu_IN" w:bidi="gu_IN"/>
-          </w:rPr>
-          <w:rPr>
-            <w:color w:val="0000EE"/>
-            <w:u w:val="single"/>
-          </w:rPr>
-          <w:t>યશાયા 60:15–16</w:t>
-        </w:r>
-      </w:hyperlink>
-    </w:p>
-    <w:p>
-      <w:pPr>
-        <w:pStyle w:val="ListBullet"/>
-        <w:spacing w:line="240" w:lineRule="auto"/>
-        <w:ind w:left="720"/>
-      </w:pPr>
-      <w:r>
-        <w:rPr>
-          <w:lang w:val="gu_IN" w:bidi="gu_IN"/>
-        </w:rPr>
-      </w:r>
-      <w:hyperlink r:id="rId46">
-        <w:r>
-          <w:rPr>
-            <w:lang w:val="gu_IN" w:bidi="gu_IN"/>
-          </w:rPr>
-          <w:rPr>
-            <w:color w:val="0000EE"/>
-            <w:u w:val="single"/>
-          </w:rPr>
-          <w:t>લૂક 1:46–47</w:t>
-        </w:r>
-      </w:hyperlink>
-    </w:p>
-    <w:p>
-      <w:pPr>
-        <w:pStyle w:val="ListBullet"/>
-        <w:spacing w:line="240" w:lineRule="auto"/>
-        <w:ind w:left="720"/>
-      </w:pPr>
-      <w:r>
-        <w:rPr>
-          <w:lang w:val="gu_IN" w:bidi="gu_IN"/>
-        </w:rPr>
-      </w:r>
-      <w:hyperlink r:id="rId47">
-        <w:r>
-          <w:rPr>
-            <w:lang w:val="gu_IN" w:bidi="gu_IN"/>
-          </w:rPr>
-          <w:rPr>
-            <w:color w:val="0000EE"/>
-            <w:u w:val="single"/>
-          </w:rPr>
-          <w:t>ગીતશાસ્ત્ર 106:19–21</w:t>
-        </w:r>
-      </w:hyperlink>
+      <w:r>
+        <w:rPr>
+          <w:lang w:val="gu_IN" w:bidi="gu_IN"/>
+        </w:rPr>
+        <w:t>1 તિમોથી 4:9–10</w:t>
+      </w:r>
+    </w:p>
+    <w:p>
+      <w:pPr>
+        <w:pStyle w:val="ListBullet"/>
+        <w:spacing w:line="240" w:lineRule="auto"/>
+        <w:ind w:left="720"/>
+      </w:pPr>
+      <w:r>
+        <w:rPr>
+          <w:lang w:val="gu_IN" w:bidi="gu_IN"/>
+        </w:rPr>
+      </w:r>
+      <w:r>
+        <w:rPr>
+          <w:lang w:val="gu_IN" w:bidi="gu_IN"/>
+        </w:rPr>
+        <w:t>2 પીતર 2:20–22</w:t>
+      </w:r>
+    </w:p>
+    <w:p>
+      <w:pPr>
+        <w:pStyle w:val="ListBullet"/>
+        <w:spacing w:line="240" w:lineRule="auto"/>
+        <w:ind w:left="720"/>
+      </w:pPr>
+      <w:r>
+        <w:rPr>
+          <w:lang w:val="gu_IN" w:bidi="gu_IN"/>
+        </w:rPr>
+      </w:r>
+      <w:r>
+        <w:rPr>
+          <w:lang w:val="gu_IN" w:bidi="gu_IN"/>
+        </w:rPr>
+        <w:t>પ્રેરિતોના કૃત્યો 5:29–32</w:t>
+      </w:r>
+    </w:p>
+    <w:p>
+      <w:pPr>
+        <w:pStyle w:val="ListBullet"/>
+        <w:spacing w:line="240" w:lineRule="auto"/>
+        <w:ind w:left="720"/>
+      </w:pPr>
+      <w:r>
+        <w:rPr>
+          <w:lang w:val="gu_IN" w:bidi="gu_IN"/>
+        </w:rPr>
+      </w:r>
+      <w:r>
+        <w:rPr>
+          <w:lang w:val="gu_IN" w:bidi="gu_IN"/>
+        </w:rPr>
+        <w:t>યશાયા 60:15–16</w:t>
+      </w:r>
+    </w:p>
+    <w:p>
+      <w:pPr>
+        <w:pStyle w:val="ListBullet"/>
+        <w:spacing w:line="240" w:lineRule="auto"/>
+        <w:ind w:left="720"/>
+      </w:pPr>
+      <w:r>
+        <w:rPr>
+          <w:lang w:val="gu_IN" w:bidi="gu_IN"/>
+        </w:rPr>
+      </w:r>
+      <w:r>
+        <w:rPr>
+          <w:lang w:val="gu_IN" w:bidi="gu_IN"/>
+        </w:rPr>
+        <w:t>લૂક 1:46–47</w:t>
+      </w:r>
+    </w:p>
+    <w:p>
+      <w:pPr>
+        <w:pStyle w:val="ListBullet"/>
+        <w:spacing w:line="240" w:lineRule="auto"/>
+        <w:ind w:left="720"/>
+      </w:pPr>
+      <w:r>
+        <w:rPr>
+          <w:lang w:val="gu_IN" w:bidi="gu_IN"/>
+        </w:rPr>
+      </w:r>
+      <w:r>
+        <w:rPr>
+          <w:lang w:val="gu_IN" w:bidi="gu_IN"/>
+        </w:rPr>
+        <w:t>ગીતશાસ્ત્ર 106:19–21</w:t>
+      </w:r>
     </w:p>
     <w:p>
       <w:pPr>
@@ -3092,114 +2882,84 @@
           <w:lang w:val="gu_IN" w:bidi="gu_IN"/>
         </w:rPr>
       </w:r>
-      <w:hyperlink r:id="rId48">
-        <w:r>
-          <w:rPr>
-            <w:lang w:val="gu_IN" w:bidi="gu_IN"/>
-          </w:rPr>
-          <w:rPr>
-            <w:color w:val="0000EE"/>
-            <w:u w:val="single"/>
-          </w:rPr>
-          <w:t>ઉત્પત્તિ 10: 2–5</w:t>
-        </w:r>
-      </w:hyperlink>
-    </w:p>
-    <w:p>
-      <w:pPr>
-        <w:pStyle w:val="ListBullet"/>
-        <w:spacing w:line="240" w:lineRule="auto"/>
-        <w:ind w:left="720"/>
-      </w:pPr>
-      <w:r>
-        <w:rPr>
-          <w:lang w:val="gu_IN" w:bidi="gu_IN"/>
-        </w:rPr>
-      </w:r>
-      <w:hyperlink r:id="rId49">
-        <w:r>
-          <w:rPr>
-            <w:lang w:val="gu_IN" w:bidi="gu_IN"/>
-          </w:rPr>
-          <w:rPr>
-            <w:color w:val="0000EE"/>
-            <w:u w:val="single"/>
-          </w:rPr>
-          <w:t>યશાયાહ 2:14–16</w:t>
-        </w:r>
-      </w:hyperlink>
-    </w:p>
-    <w:p>
-      <w:pPr>
-        <w:pStyle w:val="ListBullet"/>
-        <w:spacing w:line="240" w:lineRule="auto"/>
-        <w:ind w:left="720"/>
-      </w:pPr>
-      <w:r>
-        <w:rPr>
-          <w:lang w:val="gu_IN" w:bidi="gu_IN"/>
-        </w:rPr>
-      </w:r>
-      <w:hyperlink r:id="rId50">
-        <w:r>
-          <w:rPr>
-            <w:lang w:val="gu_IN" w:bidi="gu_IN"/>
-          </w:rPr>
-          <w:rPr>
-            <w:color w:val="0000EE"/>
-            <w:u w:val="single"/>
-          </w:rPr>
-          <w:t>યિર્મેયાહ 10: 8–10</w:t>
-        </w:r>
-      </w:hyperlink>
-    </w:p>
-    <w:p>
-      <w:pPr>
-        <w:pStyle w:val="ListBullet"/>
-        <w:spacing w:line="240" w:lineRule="auto"/>
-        <w:ind w:left="720"/>
-      </w:pPr>
-      <w:r>
-        <w:rPr>
-          <w:lang w:val="gu_IN" w:bidi="gu_IN"/>
-        </w:rPr>
-      </w:r>
-      <w:hyperlink r:id="rId51">
-        <w:r>
-          <w:rPr>
-            <w:lang w:val="gu_IN" w:bidi="gu_IN"/>
-          </w:rPr>
-          <w:rPr>
-            <w:color w:val="0000EE"/>
-            <w:u w:val="single"/>
-          </w:rPr>
-          <w:t>યૂના 1: 1–3</w:t>
-        </w:r>
-      </w:hyperlink>
-    </w:p>
-    <w:p>
-      <w:pPr>
-        <w:pStyle w:val="ListBullet"/>
-        <w:spacing w:line="240" w:lineRule="auto"/>
-        <w:ind w:left="720"/>
-      </w:pPr>
-      <w:r>
-        <w:rPr>
-          <w:lang w:val="gu_IN" w:bidi="gu_IN"/>
-        </w:rPr>
-      </w:r>
-      <w:hyperlink r:id="rId52">
-        <w:r>
-          <w:rPr>
-            <w:lang w:val="gu_IN" w:bidi="gu_IN"/>
-          </w:rPr>
-          <w:rPr>
-            <w:color w:val="0000EE"/>
-            <w:u w:val="single"/>
-          </w:rPr>
-          <w:t>ગીતશાસ્ત્ર 48:7–8</w:t>
-        </w:r>
-      </w:hyperlink>
+      <w:r>
+        <w:rPr>
+          <w:lang w:val="gu_IN" w:bidi="gu_IN"/>
+        </w:rPr>
+        <w:t>ઉત્પત્તિ 10: 2–5</w:t>
+      </w:r>
+    </w:p>
+    <w:p>
+      <w:pPr>
+        <w:pStyle w:val="ListBullet"/>
+        <w:spacing w:line="240" w:lineRule="auto"/>
+        <w:ind w:left="720"/>
+      </w:pPr>
+      <w:r>
+        <w:rPr>
+          <w:lang w:val="gu_IN" w:bidi="gu_IN"/>
+        </w:rPr>
+      </w:r>
+      <w:r>
+        <w:rPr>
+          <w:lang w:val="gu_IN" w:bidi="gu_IN"/>
+        </w:rPr>
+        <w:t>યશાયાહ 2:14–16</w:t>
+      </w:r>
+    </w:p>
+    <w:p>
+      <w:pPr>
+        <w:pStyle w:val="ListBullet"/>
+        <w:spacing w:line="240" w:lineRule="auto"/>
+        <w:ind w:left="720"/>
+      </w:pPr>
+      <w:r>
+        <w:rPr>
+          <w:lang w:val="gu_IN" w:bidi="gu_IN"/>
+        </w:rPr>
+      </w:r>
+      <w:r>
+        <w:rPr>
+          <w:lang w:val="gu_IN" w:bidi="gu_IN"/>
+        </w:rPr>
+        <w:t>યિર્મેયાહ 10: 8–10</w:t>
+      </w:r>
+    </w:p>
+    <w:p>
+      <w:pPr>
+        <w:pStyle w:val="ListBullet"/>
+        <w:spacing w:line="240" w:lineRule="auto"/>
+        <w:ind w:left="720"/>
+      </w:pPr>
+      <w:r>
+        <w:rPr>
+          <w:lang w:val="gu_IN" w:bidi="gu_IN"/>
+        </w:rPr>
+      </w:r>
+      <w:r>
+        <w:rPr>
+          <w:lang w:val="gu_IN" w:bidi="gu_IN"/>
+        </w:rPr>
+        <w:t>યૂના 1: 1–3</w:t>
+      </w:r>
+    </w:p>
+    <w:p>
+      <w:pPr>
+        <w:pStyle w:val="ListBullet"/>
+        <w:spacing w:line="240" w:lineRule="auto"/>
+        <w:ind w:left="720"/>
+      </w:pPr>
+      <w:r>
+        <w:rPr>
+          <w:lang w:val="gu_IN" w:bidi="gu_IN"/>
+        </w:rPr>
+      </w:r>
+      <w:r>
+        <w:rPr>
+          <w:lang w:val="gu_IN" w:bidi="gu_IN"/>
+        </w:rPr>
+        <w:t>ગીતશાસ્ત્ર 48:7–8</w:t>
+      </w:r>
     </w:p>
     <w:p>
       <w:pPr>
@@ -3459,18 +3219,12 @@
           <w:lang w:val="gu_IN" w:bidi="gu_IN"/>
         </w:rPr>
       </w:r>
-      <w:hyperlink r:id="rId53">
-        <w:r>
-          <w:rPr>
-            <w:lang w:val="gu_IN" w:bidi="gu_IN"/>
-          </w:rPr>
-          <w:rPr>
-            <w:color w:val="0000EE"/>
-            <w:u w:val="single"/>
-          </w:rPr>
-          <w:t>પ્રેરિતોનાં કૃત્યો 11:25–26</w:t>
-        </w:r>
-      </w:hyperlink>
+      <w:r>
+        <w:rPr>
+          <w:lang w:val="gu_IN" w:bidi="gu_IN"/>
+        </w:rPr>
+        <w:t>પ્રેરિતોનાં કૃત્યો 11:25–26</w:t>
+      </w:r>
     </w:p>
     <w:p>
       <w:pPr>
@@ -3784,90 +3538,66 @@
           <w:lang w:val="gu_IN" w:bidi="gu_IN"/>
         </w:rPr>
       </w:r>
-      <w:hyperlink r:id="rId54">
-        <w:r>
-          <w:rPr>
-            <w:lang w:val="gu_IN" w:bidi="gu_IN"/>
-          </w:rPr>
-          <w:rPr>
-            <w:color w:val="0000EE"/>
-            <w:u w:val="single"/>
-          </w:rPr>
-          <w:t>2 તિમોથી 4:9–10</w:t>
-        </w:r>
-      </w:hyperlink>
-    </w:p>
-    <w:p>
-      <w:pPr>
-        <w:pStyle w:val="ListBullet"/>
-        <w:spacing w:line="240" w:lineRule="auto"/>
-        <w:ind w:left="720"/>
-      </w:pPr>
-      <w:r>
-        <w:rPr>
-          <w:lang w:val="gu_IN" w:bidi="gu_IN"/>
-        </w:rPr>
-      </w:r>
-      <w:hyperlink r:id="rId55">
-        <w:r>
-          <w:rPr>
-            <w:lang w:val="gu_IN" w:bidi="gu_IN"/>
-          </w:rPr>
-          <w:rPr>
-            <w:color w:val="0000EE"/>
-            <w:u w:val="single"/>
-          </w:rPr>
-          <w:t>ગલાતીઓ 2: 1–2</w:t>
-        </w:r>
-      </w:hyperlink>
-    </w:p>
-    <w:p>
-      <w:pPr>
-        <w:pStyle w:val="ListBullet"/>
-        <w:spacing w:line="240" w:lineRule="auto"/>
-        <w:ind w:left="720"/>
-      </w:pPr>
-      <w:r>
-        <w:rPr>
-          <w:lang w:val="gu_IN" w:bidi="gu_IN"/>
-        </w:rPr>
-      </w:r>
-      <w:hyperlink r:id="rId56">
-        <w:r>
-          <w:rPr>
-            <w:lang w:val="gu_IN" w:bidi="gu_IN"/>
-          </w:rPr>
-          <w:rPr>
-            <w:color w:val="0000EE"/>
-            <w:u w:val="single"/>
-          </w:rPr>
-          <w:t>ગલાતીઓ 2:3–5</w:t>
-        </w:r>
-      </w:hyperlink>
-    </w:p>
-    <w:p>
-      <w:pPr>
-        <w:pStyle w:val="ListBullet"/>
-        <w:spacing w:line="240" w:lineRule="auto"/>
-        <w:ind w:left="720"/>
-      </w:pPr>
-      <w:r>
-        <w:rPr>
-          <w:lang w:val="gu_IN" w:bidi="gu_IN"/>
-        </w:rPr>
-      </w:r>
-      <w:hyperlink r:id="rId57">
-        <w:r>
-          <w:rPr>
-            <w:lang w:val="gu_IN" w:bidi="gu_IN"/>
-          </w:rPr>
-          <w:rPr>
-            <w:color w:val="0000EE"/>
-            <w:u w:val="single"/>
-          </w:rPr>
-          <w:t>તિતસ 1:4–5</w:t>
-        </w:r>
-      </w:hyperlink>
+      <w:r>
+        <w:rPr>
+          <w:lang w:val="gu_IN" w:bidi="gu_IN"/>
+        </w:rPr>
+        <w:t>2 તિમોથી 4:9–10</w:t>
+      </w:r>
+    </w:p>
+    <w:p>
+      <w:pPr>
+        <w:pStyle w:val="ListBullet"/>
+        <w:spacing w:line="240" w:lineRule="auto"/>
+        <w:ind w:left="720"/>
+      </w:pPr>
+      <w:r>
+        <w:rPr>
+          <w:lang w:val="gu_IN" w:bidi="gu_IN"/>
+        </w:rPr>
+      </w:r>
+      <w:r>
+        <w:rPr>
+          <w:lang w:val="gu_IN" w:bidi="gu_IN"/>
+        </w:rPr>
+        <w:t>ગલાતીઓ 2: 1–2</w:t>
+      </w:r>
+    </w:p>
+    <w:p>
+      <w:pPr>
+        <w:pStyle w:val="ListBullet"/>
+        <w:spacing w:line="240" w:lineRule="auto"/>
+        <w:ind w:left="720"/>
+      </w:pPr>
+      <w:r>
+        <w:rPr>
+          <w:lang w:val="gu_IN" w:bidi="gu_IN"/>
+        </w:rPr>
+      </w:r>
+      <w:r>
+        <w:rPr>
+          <w:lang w:val="gu_IN" w:bidi="gu_IN"/>
+        </w:rPr>
+        <w:t>ગલાતીઓ 2:3–5</w:t>
+      </w:r>
+    </w:p>
+    <w:p>
+      <w:pPr>
+        <w:pStyle w:val="ListBullet"/>
+        <w:spacing w:line="240" w:lineRule="auto"/>
+        <w:ind w:left="720"/>
+      </w:pPr>
+      <w:r>
+        <w:rPr>
+          <w:lang w:val="gu_IN" w:bidi="gu_IN"/>
+        </w:rPr>
+      </w:r>
+      <w:r>
+        <w:rPr>
+          <w:lang w:val="gu_IN" w:bidi="gu_IN"/>
+        </w:rPr>
+        <w:t>તિતસ 1:4–5</w:t>
+      </w:r>
     </w:p>
     <w:p>
       <w:pPr>
@@ -4140,162 +3870,120 @@
           <w:lang w:val="gu_IN" w:bidi="gu_IN"/>
         </w:rPr>
       </w:r>
-      <w:hyperlink r:id="rId58">
-        <w:r>
-          <w:rPr>
-            <w:lang w:val="gu_IN" w:bidi="gu_IN"/>
-          </w:rPr>
-          <w:rPr>
-            <w:color w:val="0000EE"/>
-            <w:u w:val="single"/>
-          </w:rPr>
-          <w:t>૧ થેસ્સાલોનીકી 3:1–3</w:t>
-        </w:r>
-      </w:hyperlink>
-    </w:p>
-    <w:p>
-      <w:pPr>
-        <w:pStyle w:val="ListBullet"/>
-        <w:spacing w:line="240" w:lineRule="auto"/>
-        <w:ind w:left="720"/>
-      </w:pPr>
-      <w:r>
-        <w:rPr>
-          <w:lang w:val="gu_IN" w:bidi="gu_IN"/>
-        </w:rPr>
-      </w:r>
-      <w:hyperlink r:id="rId59">
-        <w:r>
-          <w:rPr>
-            <w:lang w:val="gu_IN" w:bidi="gu_IN"/>
-          </w:rPr>
-          <w:rPr>
-            <w:color w:val="0000EE"/>
-            <w:u w:val="single"/>
-          </w:rPr>
-          <w:t>૧ તિમોથી 1:1–2</w:t>
-        </w:r>
-      </w:hyperlink>
-    </w:p>
-    <w:p>
-      <w:pPr>
-        <w:pStyle w:val="ListBullet"/>
-        <w:spacing w:line="240" w:lineRule="auto"/>
-        <w:ind w:left="720"/>
-      </w:pPr>
-      <w:r>
-        <w:rPr>
-          <w:lang w:val="gu_IN" w:bidi="gu_IN"/>
-        </w:rPr>
-      </w:r>
-      <w:hyperlink r:id="rId60">
-        <w:r>
-          <w:rPr>
-            <w:lang w:val="gu_IN" w:bidi="gu_IN"/>
-          </w:rPr>
-          <w:rPr>
-            <w:color w:val="0000EE"/>
-            <w:u w:val="single"/>
-          </w:rPr>
-          <w:t>પ્રેરીતોનાં કૃત્યો 16:1–3</w:t>
-        </w:r>
-      </w:hyperlink>
-    </w:p>
-    <w:p>
-      <w:pPr>
-        <w:pStyle w:val="ListBullet"/>
-        <w:spacing w:line="240" w:lineRule="auto"/>
-        <w:ind w:left="720"/>
-      </w:pPr>
-      <w:r>
-        <w:rPr>
-          <w:lang w:val="gu_IN" w:bidi="gu_IN"/>
-        </w:rPr>
-      </w:r>
-      <w:hyperlink r:id="rId61">
-        <w:r>
-          <w:rPr>
-            <w:lang w:val="gu_IN" w:bidi="gu_IN"/>
-          </w:rPr>
-          <w:rPr>
-            <w:color w:val="0000EE"/>
-            <w:u w:val="single"/>
-          </w:rPr>
-          <w:t>કોલોસી 1:1–3</w:t>
-        </w:r>
-      </w:hyperlink>
-    </w:p>
-    <w:p>
-      <w:pPr>
-        <w:pStyle w:val="ListBullet"/>
-        <w:spacing w:line="240" w:lineRule="auto"/>
-        <w:ind w:left="720"/>
-      </w:pPr>
-      <w:r>
-        <w:rPr>
-          <w:lang w:val="gu_IN" w:bidi="gu_IN"/>
-        </w:rPr>
-      </w:r>
-      <w:hyperlink r:id="rId62">
-        <w:r>
-          <w:rPr>
-            <w:lang w:val="gu_IN" w:bidi="gu_IN"/>
-          </w:rPr>
-          <w:rPr>
-            <w:color w:val="0000EE"/>
-            <w:u w:val="single"/>
-          </w:rPr>
-          <w:t>ફિલેમોન 1:1–3</w:t>
-        </w:r>
-      </w:hyperlink>
-    </w:p>
-    <w:p>
-      <w:pPr>
-        <w:pStyle w:val="ListBullet"/>
-        <w:spacing w:line="240" w:lineRule="auto"/>
-        <w:ind w:left="720"/>
-      </w:pPr>
-      <w:r>
-        <w:rPr>
-          <w:lang w:val="gu_IN" w:bidi="gu_IN"/>
-        </w:rPr>
-      </w:r>
-      <w:hyperlink r:id="rId63">
-        <w:r>
-          <w:rPr>
-            <w:lang w:val="gu_IN" w:bidi="gu_IN"/>
-          </w:rPr>
-          <w:rPr>
-            <w:color w:val="0000EE"/>
-            <w:u w:val="single"/>
-          </w:rPr>
-          <w:t>ફિલિપી 1:1–2</w:t>
-        </w:r>
-      </w:hyperlink>
-    </w:p>
-    <w:p>
-      <w:pPr>
-        <w:pStyle w:val="ListBullet"/>
-        <w:spacing w:line="240" w:lineRule="auto"/>
-        <w:ind w:left="720"/>
-      </w:pPr>
-      <w:r>
-        <w:rPr>
-          <w:lang w:val="gu_IN" w:bidi="gu_IN"/>
-        </w:rPr>
-      </w:r>
-      <w:hyperlink r:id="rId64">
-        <w:r>
-          <w:rPr>
-            <w:lang w:val="gu_IN" w:bidi="gu_IN"/>
-          </w:rPr>
-          <w:rPr>
-            <w:color w:val="0000EE"/>
-            <w:u w:val="single"/>
-          </w:rPr>
-          <w:t>ફિલિપી 2:19–21</w:t>
-        </w:r>
-      </w:hyperlink>
+      <w:r>
+        <w:rPr>
+          <w:lang w:val="gu_IN" w:bidi="gu_IN"/>
+        </w:rPr>
+        <w:t>૧ થેસ્સાલોનીકી 3:1–3</w:t>
+      </w:r>
+    </w:p>
+    <w:p>
+      <w:pPr>
+        <w:pStyle w:val="ListBullet"/>
+        <w:spacing w:line="240" w:lineRule="auto"/>
+        <w:ind w:left="720"/>
+      </w:pPr>
+      <w:r>
+        <w:rPr>
+          <w:lang w:val="gu_IN" w:bidi="gu_IN"/>
+        </w:rPr>
+      </w:r>
+      <w:r>
+        <w:rPr>
+          <w:lang w:val="gu_IN" w:bidi="gu_IN"/>
+        </w:rPr>
+        <w:t>૧ તિમોથી 1:1–2</w:t>
+      </w:r>
+    </w:p>
+    <w:p>
+      <w:pPr>
+        <w:pStyle w:val="ListBullet"/>
+        <w:spacing w:line="240" w:lineRule="auto"/>
+        <w:ind w:left="720"/>
+      </w:pPr>
+      <w:r>
+        <w:rPr>
+          <w:lang w:val="gu_IN" w:bidi="gu_IN"/>
+        </w:rPr>
+      </w:r>
+      <w:r>
+        <w:rPr>
+          <w:lang w:val="gu_IN" w:bidi="gu_IN"/>
+        </w:rPr>
+        <w:t>પ્રેરીતોનાં કૃત્યો 16:1–3</w:t>
+      </w:r>
+    </w:p>
+    <w:p>
+      <w:pPr>
+        <w:pStyle w:val="ListBullet"/>
+        <w:spacing w:line="240" w:lineRule="auto"/>
+        <w:ind w:left="720"/>
+      </w:pPr>
+      <w:r>
+        <w:rPr>
+          <w:lang w:val="gu_IN" w:bidi="gu_IN"/>
+        </w:rPr>
+      </w:r>
+      <w:r>
+        <w:rPr>
+          <w:lang w:val="gu_IN" w:bidi="gu_IN"/>
+        </w:rPr>
+        <w:t>કોલોસી 1:1–3</w:t>
+      </w:r>
+    </w:p>
+    <w:p>
+      <w:pPr>
+        <w:pStyle w:val="ListBullet"/>
+        <w:spacing w:line="240" w:lineRule="auto"/>
+        <w:ind w:left="720"/>
+      </w:pPr>
+      <w:r>
+        <w:rPr>
+          <w:lang w:val="gu_IN" w:bidi="gu_IN"/>
+        </w:rPr>
+      </w:r>
+      <w:r>
+        <w:rPr>
+          <w:lang w:val="gu_IN" w:bidi="gu_IN"/>
+        </w:rPr>
+        <w:t>ફિલેમોન 1:1–3</w:t>
+      </w:r>
+    </w:p>
+    <w:p>
+      <w:pPr>
+        <w:pStyle w:val="ListBullet"/>
+        <w:spacing w:line="240" w:lineRule="auto"/>
+        <w:ind w:left="720"/>
+      </w:pPr>
+      <w:r>
+        <w:rPr>
+          <w:lang w:val="gu_IN" w:bidi="gu_IN"/>
+        </w:rPr>
+      </w:r>
+      <w:r>
+        <w:rPr>
+          <w:lang w:val="gu_IN" w:bidi="gu_IN"/>
+        </w:rPr>
+        <w:t>ફિલિપી 1:1–2</w:t>
+      </w:r>
+    </w:p>
+    <w:p>
+      <w:pPr>
+        <w:pStyle w:val="ListBullet"/>
+        <w:spacing w:line="240" w:lineRule="auto"/>
+        <w:ind w:left="720"/>
+      </w:pPr>
+      <w:r>
+        <w:rPr>
+          <w:lang w:val="gu_IN" w:bidi="gu_IN"/>
+        </w:rPr>
+      </w:r>
+      <w:r>
+        <w:rPr>
+          <w:lang w:val="gu_IN" w:bidi="gu_IN"/>
+        </w:rPr>
+        <w:t>ફિલિપી 2:19–21</w:t>
+      </w:r>
     </w:p>
     <w:p>
       <w:pPr>
@@ -4526,66 +4214,48 @@
           <w:lang w:val="gu_IN" w:bidi="gu_IN"/>
         </w:rPr>
       </w:r>
-      <w:hyperlink r:id="rId65">
-        <w:r>
-          <w:rPr>
-            <w:lang w:val="gu_IN" w:bidi="gu_IN"/>
-          </w:rPr>
-          <w:rPr>
-            <w:color w:val="0000EE"/>
-            <w:u w:val="single"/>
-          </w:rPr>
-          <w:t>દાનિયેલ 12:1–2</w:t>
-        </w:r>
-      </w:hyperlink>
-    </w:p>
-    <w:p>
-      <w:pPr>
-        <w:pStyle w:val="ListBullet"/>
-        <w:spacing w:line="240" w:lineRule="auto"/>
-        <w:ind w:left="720"/>
-      </w:pPr>
-      <w:r>
-        <w:rPr>
-          <w:lang w:val="gu_IN" w:bidi="gu_IN"/>
-        </w:rPr>
-      </w:r>
-      <w:hyperlink r:id="rId66">
-        <w:r>
-          <w:rPr>
-            <w:lang w:val="gu_IN" w:bidi="gu_IN"/>
-          </w:rPr>
-          <w:rPr>
-            <w:color w:val="0000EE"/>
-            <w:u w:val="single"/>
-          </w:rPr>
-          <w:t>નીતિવચન 15:5–6</w:t>
-        </w:r>
-      </w:hyperlink>
-    </w:p>
-    <w:p>
-      <w:pPr>
-        <w:pStyle w:val="ListBullet"/>
-        <w:spacing w:line="240" w:lineRule="auto"/>
-        <w:ind w:left="720"/>
-      </w:pPr>
-      <w:r>
-        <w:rPr>
-          <w:lang w:val="gu_IN" w:bidi="gu_IN"/>
-        </w:rPr>
-      </w:r>
-      <w:hyperlink r:id="rId67">
-        <w:r>
-          <w:rPr>
-            <w:lang w:val="gu_IN" w:bidi="gu_IN"/>
-          </w:rPr>
-          <w:rPr>
-            <w:color w:val="0000EE"/>
-            <w:u w:val="single"/>
-          </w:rPr>
-          <w:t>ગીતશાસ્ત્ર 31:17–18</w:t>
-        </w:r>
-      </w:hyperlink>
+      <w:r>
+        <w:rPr>
+          <w:lang w:val="gu_IN" w:bidi="gu_IN"/>
+        </w:rPr>
+        <w:t>દાનિયેલ 12:1–2</w:t>
+      </w:r>
+    </w:p>
+    <w:p>
+      <w:pPr>
+        <w:pStyle w:val="ListBullet"/>
+        <w:spacing w:line="240" w:lineRule="auto"/>
+        <w:ind w:left="720"/>
+      </w:pPr>
+      <w:r>
+        <w:rPr>
+          <w:lang w:val="gu_IN" w:bidi="gu_IN"/>
+        </w:rPr>
+      </w:r>
+      <w:r>
+        <w:rPr>
+          <w:lang w:val="gu_IN" w:bidi="gu_IN"/>
+        </w:rPr>
+        <w:t>નીતિવચન 15:5–6</w:t>
+      </w:r>
+    </w:p>
+    <w:p>
+      <w:pPr>
+        <w:pStyle w:val="ListBullet"/>
+        <w:spacing w:line="240" w:lineRule="auto"/>
+        <w:ind w:left="720"/>
+      </w:pPr>
+      <w:r>
+        <w:rPr>
+          <w:lang w:val="gu_IN" w:bidi="gu_IN"/>
+        </w:rPr>
+      </w:r>
+      <w:r>
+        <w:rPr>
+          <w:lang w:val="gu_IN" w:bidi="gu_IN"/>
+        </w:rPr>
+        <w:t>ગીતશાસ્ત્ર 31:17–18</w:t>
+      </w:r>
     </w:p>
     <w:p>
       <w:pPr>
@@ -4897,114 +4567,84 @@
           <w:lang w:val="gu_IN" w:bidi="gu_IN"/>
         </w:rPr>
       </w:r>
-      <w:hyperlink r:id="rId68">
-        <w:r>
-          <w:rPr>
-            <w:lang w:val="gu_IN" w:bidi="gu_IN"/>
-          </w:rPr>
-          <w:rPr>
-            <w:color w:val="0000EE"/>
-            <w:u w:val="single"/>
-          </w:rPr>
-          <w:t>ઉત્પત્તિ 43:32–34</w:t>
-        </w:r>
-      </w:hyperlink>
-    </w:p>
-    <w:p>
-      <w:pPr>
-        <w:pStyle w:val="ListBullet"/>
-        <w:spacing w:line="240" w:lineRule="auto"/>
-        <w:ind w:left="720"/>
-      </w:pPr>
-      <w:r>
-        <w:rPr>
-          <w:lang w:val="gu_IN" w:bidi="gu_IN"/>
-        </w:rPr>
-      </w:r>
-      <w:hyperlink r:id="rId69">
-        <w:r>
-          <w:rPr>
-            <w:lang w:val="gu_IN" w:bidi="gu_IN"/>
-          </w:rPr>
-          <w:rPr>
-            <w:color w:val="0000EE"/>
-            <w:u w:val="single"/>
-          </w:rPr>
-          <w:t>યર્મિયા 7:29–30</w:t>
-        </w:r>
-      </w:hyperlink>
-    </w:p>
-    <w:p>
-      <w:pPr>
-        <w:pStyle w:val="ListBullet"/>
-        <w:spacing w:line="240" w:lineRule="auto"/>
-        <w:ind w:left="720"/>
-      </w:pPr>
-      <w:r>
-        <w:rPr>
-          <w:lang w:val="gu_IN" w:bidi="gu_IN"/>
-        </w:rPr>
-      </w:r>
-      <w:hyperlink r:id="rId70">
-        <w:r>
-          <w:rPr>
-            <w:lang w:val="gu_IN" w:bidi="gu_IN"/>
-          </w:rPr>
-          <w:rPr>
-            <w:color w:val="0000EE"/>
-            <w:u w:val="single"/>
-          </w:rPr>
-          <w:t>લેવીય 11:9–10</w:t>
-        </w:r>
-      </w:hyperlink>
-    </w:p>
-    <w:p>
-      <w:pPr>
-        <w:pStyle w:val="ListBullet"/>
-        <w:spacing w:line="240" w:lineRule="auto"/>
-        <w:ind w:left="720"/>
-      </w:pPr>
-      <w:r>
-        <w:rPr>
-          <w:lang w:val="gu_IN" w:bidi="gu_IN"/>
-        </w:rPr>
-      </w:r>
-      <w:hyperlink r:id="rId71">
-        <w:r>
-          <w:rPr>
-            <w:lang w:val="gu_IN" w:bidi="gu_IN"/>
-          </w:rPr>
-          <w:rPr>
-            <w:color w:val="0000EE"/>
-            <w:u w:val="single"/>
-          </w:rPr>
-          <w:t>લૂક 16:14–15</w:t>
-        </w:r>
-      </w:hyperlink>
-    </w:p>
-    <w:p>
-      <w:pPr>
-        <w:pStyle w:val="ListBullet"/>
-        <w:spacing w:line="240" w:lineRule="auto"/>
-        <w:ind w:left="720"/>
-      </w:pPr>
-      <w:r>
-        <w:rPr>
-          <w:lang w:val="gu_IN" w:bidi="gu_IN"/>
-        </w:rPr>
-      </w:r>
-      <w:hyperlink r:id="rId72">
-        <w:r>
-          <w:rPr>
-            <w:lang w:val="gu_IN" w:bidi="gu_IN"/>
-          </w:rPr>
-          <w:rPr>
-            <w:color w:val="0000EE"/>
-            <w:u w:val="single"/>
-          </w:rPr>
-          <w:t>પ્રકટીકરણ 17:3–5</w:t>
-        </w:r>
-      </w:hyperlink>
+      <w:r>
+        <w:rPr>
+          <w:lang w:val="gu_IN" w:bidi="gu_IN"/>
+        </w:rPr>
+        <w:t>ઉત્પત્તિ 43:32–34</w:t>
+      </w:r>
+    </w:p>
+    <w:p>
+      <w:pPr>
+        <w:pStyle w:val="ListBullet"/>
+        <w:spacing w:line="240" w:lineRule="auto"/>
+        <w:ind w:left="720"/>
+      </w:pPr>
+      <w:r>
+        <w:rPr>
+          <w:lang w:val="gu_IN" w:bidi="gu_IN"/>
+        </w:rPr>
+      </w:r>
+      <w:r>
+        <w:rPr>
+          <w:lang w:val="gu_IN" w:bidi="gu_IN"/>
+        </w:rPr>
+        <w:t>યર્મિયા 7:29–30</w:t>
+      </w:r>
+    </w:p>
+    <w:p>
+      <w:pPr>
+        <w:pStyle w:val="ListBullet"/>
+        <w:spacing w:line="240" w:lineRule="auto"/>
+        <w:ind w:left="720"/>
+      </w:pPr>
+      <w:r>
+        <w:rPr>
+          <w:lang w:val="gu_IN" w:bidi="gu_IN"/>
+        </w:rPr>
+      </w:r>
+      <w:r>
+        <w:rPr>
+          <w:lang w:val="gu_IN" w:bidi="gu_IN"/>
+        </w:rPr>
+        <w:t>લેવીય 11:9–10</w:t>
+      </w:r>
+    </w:p>
+    <w:p>
+      <w:pPr>
+        <w:pStyle w:val="ListBullet"/>
+        <w:spacing w:line="240" w:lineRule="auto"/>
+        <w:ind w:left="720"/>
+      </w:pPr>
+      <w:r>
+        <w:rPr>
+          <w:lang w:val="gu_IN" w:bidi="gu_IN"/>
+        </w:rPr>
+      </w:r>
+      <w:r>
+        <w:rPr>
+          <w:lang w:val="gu_IN" w:bidi="gu_IN"/>
+        </w:rPr>
+        <w:t>લૂક 16:14–15</w:t>
+      </w:r>
+    </w:p>
+    <w:p>
+      <w:pPr>
+        <w:pStyle w:val="ListBullet"/>
+        <w:spacing w:line="240" w:lineRule="auto"/>
+        <w:ind w:left="720"/>
+      </w:pPr>
+      <w:r>
+        <w:rPr>
+          <w:lang w:val="gu_IN" w:bidi="gu_IN"/>
+        </w:rPr>
+      </w:r>
+      <w:r>
+        <w:rPr>
+          <w:lang w:val="gu_IN" w:bidi="gu_IN"/>
+        </w:rPr>
+        <w:t>પ્રકટીકરણ 17:3–5</w:t>
+      </w:r>
     </w:p>
     <w:p>
       <w:pPr>
@@ -5297,42 +4937,30 @@
           <w:lang w:val="gu_IN" w:bidi="gu_IN"/>
         </w:rPr>
       </w:r>
-      <w:hyperlink r:id="rId73">
-        <w:r>
-          <w:rPr>
-            <w:lang w:val="gu_IN" w:bidi="gu_IN"/>
-          </w:rPr>
-          <w:rPr>
-            <w:color w:val="0000EE"/>
-            <w:u w:val="single"/>
-          </w:rPr>
-          <w:t>ગણના 36:10–12</w:t>
-        </w:r>
-      </w:hyperlink>
-    </w:p>
-    <w:p>
-      <w:pPr>
-        <w:pStyle w:val="ListBullet"/>
-        <w:spacing w:line="240" w:lineRule="auto"/>
-        <w:ind w:left="720"/>
-      </w:pPr>
-      <w:r>
-        <w:rPr>
-          <w:lang w:val="gu_IN" w:bidi="gu_IN"/>
-        </w:rPr>
-      </w:r>
-      <w:hyperlink r:id="rId74">
-        <w:r>
-          <w:rPr>
-            <w:lang w:val="gu_IN" w:bidi="gu_IN"/>
-          </w:rPr>
-          <w:rPr>
-            <w:color w:val="0000EE"/>
-            <w:u w:val="single"/>
-          </w:rPr>
-          <w:t>ગીતોનું ગીત 6:4</w:t>
-        </w:r>
-      </w:hyperlink>
+      <w:r>
+        <w:rPr>
+          <w:lang w:val="gu_IN" w:bidi="gu_IN"/>
+        </w:rPr>
+        <w:t>ગણના 36:10–12</w:t>
+      </w:r>
+    </w:p>
+    <w:p>
+      <w:pPr>
+        <w:pStyle w:val="ListBullet"/>
+        <w:spacing w:line="240" w:lineRule="auto"/>
+        <w:ind w:left="720"/>
+      </w:pPr>
+      <w:r>
+        <w:rPr>
+          <w:lang w:val="gu_IN" w:bidi="gu_IN"/>
+        </w:rPr>
+      </w:r>
+      <w:r>
+        <w:rPr>
+          <w:lang w:val="gu_IN" w:bidi="gu_IN"/>
+        </w:rPr>
+        <w:t>ગીતોનું ગીત 6:4</w:t>
+      </w:r>
     </w:p>
     <w:p>
       <w:pPr>
@@ -5616,114 +5244,84 @@
           <w:lang w:val="gu_IN" w:bidi="gu_IN"/>
         </w:rPr>
       </w:r>
-      <w:hyperlink r:id="rId75">
-        <w:r>
-          <w:rPr>
-            <w:lang w:val="gu_IN" w:bidi="gu_IN"/>
-          </w:rPr>
-          <w:rPr>
-            <w:color w:val="0000EE"/>
-            <w:u w:val="single"/>
-          </w:rPr>
-          <w:t>2 કાળવૃતાંત 6:28</w:t>
-        </w:r>
-      </w:hyperlink>
-    </w:p>
-    <w:p>
-      <w:pPr>
-        <w:pStyle w:val="ListBullet"/>
-        <w:spacing w:line="240" w:lineRule="auto"/>
-        <w:ind w:left="720"/>
-      </w:pPr>
-      <w:r>
-        <w:rPr>
-          <w:lang w:val="gu_IN" w:bidi="gu_IN"/>
-        </w:rPr>
-      </w:r>
-      <w:hyperlink r:id="rId76">
-        <w:r>
-          <w:rPr>
-            <w:lang w:val="gu_IN" w:bidi="gu_IN"/>
-          </w:rPr>
-          <w:rPr>
-            <w:color w:val="0000EE"/>
-            <w:u w:val="single"/>
-          </w:rPr>
-          <w:t>પુનર્નિયમ 28:38–39</w:t>
-        </w:r>
-      </w:hyperlink>
-    </w:p>
-    <w:p>
-      <w:pPr>
-        <w:pStyle w:val="ListBullet"/>
-        <w:spacing w:line="240" w:lineRule="auto"/>
-        <w:ind w:left="720"/>
-      </w:pPr>
-      <w:r>
-        <w:rPr>
-          <w:lang w:val="gu_IN" w:bidi="gu_IN"/>
-        </w:rPr>
-      </w:r>
-      <w:hyperlink r:id="rId77">
-        <w:r>
-          <w:rPr>
-            <w:lang w:val="gu_IN" w:bidi="gu_IN"/>
-          </w:rPr>
-          <w:rPr>
-            <w:color w:val="0000EE"/>
-            <w:u w:val="single"/>
-          </w:rPr>
-          <w:t>નિર્ગમન 10:3–4</w:t>
-        </w:r>
-      </w:hyperlink>
-    </w:p>
-    <w:p>
-      <w:pPr>
-        <w:pStyle w:val="ListBullet"/>
-        <w:spacing w:line="240" w:lineRule="auto"/>
-        <w:ind w:left="720"/>
-      </w:pPr>
-      <w:r>
-        <w:rPr>
-          <w:lang w:val="gu_IN" w:bidi="gu_IN"/>
-        </w:rPr>
-      </w:r>
-      <w:hyperlink r:id="rId78">
-        <w:r>
-          <w:rPr>
-            <w:lang w:val="gu_IN" w:bidi="gu_IN"/>
-          </w:rPr>
-          <w:rPr>
-            <w:color w:val="0000EE"/>
-            <w:u w:val="single"/>
-          </w:rPr>
-          <w:t>માર્ક 1:6</w:t>
-        </w:r>
-      </w:hyperlink>
-    </w:p>
-    <w:p>
-      <w:pPr>
-        <w:pStyle w:val="ListBullet"/>
-        <w:spacing w:line="240" w:lineRule="auto"/>
-        <w:ind w:left="720"/>
-      </w:pPr>
-      <w:r>
-        <w:rPr>
-          <w:lang w:val="gu_IN" w:bidi="gu_IN"/>
-        </w:rPr>
-      </w:r>
-      <w:hyperlink r:id="rId79">
-        <w:r>
-          <w:rPr>
-            <w:lang w:val="gu_IN" w:bidi="gu_IN"/>
-          </w:rPr>
-          <w:rPr>
-            <w:color w:val="0000EE"/>
-            <w:u w:val="single"/>
-          </w:rPr>
-          <w:t>નીતિવચનો 30:27–28</w:t>
-        </w:r>
-      </w:hyperlink>
+      <w:r>
+        <w:rPr>
+          <w:lang w:val="gu_IN" w:bidi="gu_IN"/>
+        </w:rPr>
+        <w:t>2 કાળવૃતાંત 6:28</w:t>
+      </w:r>
+    </w:p>
+    <w:p>
+      <w:pPr>
+        <w:pStyle w:val="ListBullet"/>
+        <w:spacing w:line="240" w:lineRule="auto"/>
+        <w:ind w:left="720"/>
+      </w:pPr>
+      <w:r>
+        <w:rPr>
+          <w:lang w:val="gu_IN" w:bidi="gu_IN"/>
+        </w:rPr>
+      </w:r>
+      <w:r>
+        <w:rPr>
+          <w:lang w:val="gu_IN" w:bidi="gu_IN"/>
+        </w:rPr>
+        <w:t>પુનર્નિયમ 28:38–39</w:t>
+      </w:r>
+    </w:p>
+    <w:p>
+      <w:pPr>
+        <w:pStyle w:val="ListBullet"/>
+        <w:spacing w:line="240" w:lineRule="auto"/>
+        <w:ind w:left="720"/>
+      </w:pPr>
+      <w:r>
+        <w:rPr>
+          <w:lang w:val="gu_IN" w:bidi="gu_IN"/>
+        </w:rPr>
+      </w:r>
+      <w:r>
+        <w:rPr>
+          <w:lang w:val="gu_IN" w:bidi="gu_IN"/>
+        </w:rPr>
+        <w:t>નિર્ગમન 10:3–4</w:t>
+      </w:r>
+    </w:p>
+    <w:p>
+      <w:pPr>
+        <w:pStyle w:val="ListBullet"/>
+        <w:spacing w:line="240" w:lineRule="auto"/>
+        <w:ind w:left="720"/>
+      </w:pPr>
+      <w:r>
+        <w:rPr>
+          <w:lang w:val="gu_IN" w:bidi="gu_IN"/>
+        </w:rPr>
+      </w:r>
+      <w:r>
+        <w:rPr>
+          <w:lang w:val="gu_IN" w:bidi="gu_IN"/>
+        </w:rPr>
+        <w:t>માર્ક 1:6</w:t>
+      </w:r>
+    </w:p>
+    <w:p>
+      <w:pPr>
+        <w:pStyle w:val="ListBullet"/>
+        <w:spacing w:line="240" w:lineRule="auto"/>
+        <w:ind w:left="720"/>
+      </w:pPr>
+      <w:r>
+        <w:rPr>
+          <w:lang w:val="gu_IN" w:bidi="gu_IN"/>
+        </w:rPr>
+      </w:r>
+      <w:r>
+        <w:rPr>
+          <w:lang w:val="gu_IN" w:bidi="gu_IN"/>
+        </w:rPr>
+        <w:t>નીતિવચનો 30:27–28</w:t>
+      </w:r>
     </w:p>
     <w:p>
       <w:pPr>
@@ -5896,138 +5494,102 @@
           <w:lang w:val="gu_IN" w:bidi="gu_IN"/>
         </w:rPr>
       </w:r>
-      <w:hyperlink r:id="rId80">
-        <w:r>
-          <w:rPr>
-            <w:lang w:val="gu_IN" w:bidi="gu_IN"/>
-          </w:rPr>
-          <w:rPr>
-            <w:color w:val="0000EE"/>
-            <w:u w:val="single"/>
-          </w:rPr>
-          <w:t>1 શમુએલ 31:1–3</w:t>
-        </w:r>
-      </w:hyperlink>
-    </w:p>
-    <w:p>
-      <w:pPr>
-        <w:pStyle w:val="ListBullet"/>
-        <w:spacing w:line="240" w:lineRule="auto"/>
-        <w:ind w:left="720"/>
-      </w:pPr>
-      <w:r>
-        <w:rPr>
-          <w:lang w:val="gu_IN" w:bidi="gu_IN"/>
-        </w:rPr>
-      </w:r>
-      <w:hyperlink r:id="rId81">
-        <w:r>
-          <w:rPr>
-            <w:lang w:val="gu_IN" w:bidi="gu_IN"/>
-          </w:rPr>
-          <w:rPr>
-            <w:color w:val="0000EE"/>
-            <w:u w:val="single"/>
-          </w:rPr>
-          <w:t>2 કાળવૃતાંત 35:23–24</w:t>
-        </w:r>
-      </w:hyperlink>
-    </w:p>
-    <w:p>
-      <w:pPr>
-        <w:pStyle w:val="ListBullet"/>
-        <w:spacing w:line="240" w:lineRule="auto"/>
-        <w:ind w:left="720"/>
-      </w:pPr>
-      <w:r>
-        <w:rPr>
-          <w:lang w:val="gu_IN" w:bidi="gu_IN"/>
-        </w:rPr>
-      </w:r>
-      <w:hyperlink r:id="rId82">
-        <w:r>
-          <w:rPr>
-            <w:lang w:val="gu_IN" w:bidi="gu_IN"/>
-          </w:rPr>
-          <w:rPr>
-            <w:color w:val="0000EE"/>
-            <w:u w:val="single"/>
-          </w:rPr>
-          <w:t>ઉત્પત્તિ 21:19–21</w:t>
-        </w:r>
-      </w:hyperlink>
-    </w:p>
-    <w:p>
-      <w:pPr>
-        <w:pStyle w:val="ListBullet"/>
-        <w:spacing w:line="240" w:lineRule="auto"/>
-        <w:ind w:left="720"/>
-      </w:pPr>
-      <w:r>
-        <w:rPr>
-          <w:lang w:val="gu_IN" w:bidi="gu_IN"/>
-        </w:rPr>
-      </w:r>
-      <w:hyperlink r:id="rId83">
-        <w:r>
-          <w:rPr>
-            <w:lang w:val="gu_IN" w:bidi="gu_IN"/>
-          </w:rPr>
-          <w:rPr>
-            <w:color w:val="0000EE"/>
-            <w:u w:val="single"/>
-          </w:rPr>
-          <w:t>યશાયા 21:16–17</w:t>
-        </w:r>
-      </w:hyperlink>
-    </w:p>
-    <w:p>
-      <w:pPr>
-        <w:pStyle w:val="ListBullet"/>
-        <w:spacing w:line="240" w:lineRule="auto"/>
-        <w:ind w:left="720"/>
-      </w:pPr>
-      <w:r>
-        <w:rPr>
-          <w:lang w:val="gu_IN" w:bidi="gu_IN"/>
-        </w:rPr>
-      </w:r>
-      <w:hyperlink r:id="rId84">
-        <w:r>
-          <w:rPr>
-            <w:lang w:val="gu_IN" w:bidi="gu_IN"/>
-          </w:rPr>
-          <w:rPr>
-            <w:color w:val="0000EE"/>
-            <w:u w:val="single"/>
-          </w:rPr>
-          <w:t>અયુબ16:13–14</w:t>
-        </w:r>
-      </w:hyperlink>
-    </w:p>
-    <w:p>
-      <w:pPr>
-        <w:pStyle w:val="ListBullet"/>
-        <w:spacing w:line="240" w:lineRule="auto"/>
-        <w:ind w:left="720"/>
-      </w:pPr>
-      <w:r>
-        <w:rPr>
-          <w:lang w:val="gu_IN" w:bidi="gu_IN"/>
-        </w:rPr>
-      </w:r>
-      <w:hyperlink r:id="rId85">
-        <w:r>
-          <w:rPr>
-            <w:lang w:val="gu_IN" w:bidi="gu_IN"/>
-          </w:rPr>
-          <w:rPr>
-            <w:color w:val="0000EE"/>
-            <w:u w:val="single"/>
-          </w:rPr>
-          <w:t>નીતિવચનો 26:9–10</w:t>
-        </w:r>
-      </w:hyperlink>
+      <w:r>
+        <w:rPr>
+          <w:lang w:val="gu_IN" w:bidi="gu_IN"/>
+        </w:rPr>
+        <w:t>1 શમુએલ 31:1–3</w:t>
+      </w:r>
+    </w:p>
+    <w:p>
+      <w:pPr>
+        <w:pStyle w:val="ListBullet"/>
+        <w:spacing w:line="240" w:lineRule="auto"/>
+        <w:ind w:left="720"/>
+      </w:pPr>
+      <w:r>
+        <w:rPr>
+          <w:lang w:val="gu_IN" w:bidi="gu_IN"/>
+        </w:rPr>
+      </w:r>
+      <w:r>
+        <w:rPr>
+          <w:lang w:val="gu_IN" w:bidi="gu_IN"/>
+        </w:rPr>
+        <w:t>2 કાળવૃતાંત 35:23–24</w:t>
+      </w:r>
+    </w:p>
+    <w:p>
+      <w:pPr>
+        <w:pStyle w:val="ListBullet"/>
+        <w:spacing w:line="240" w:lineRule="auto"/>
+        <w:ind w:left="720"/>
+      </w:pPr>
+      <w:r>
+        <w:rPr>
+          <w:lang w:val="gu_IN" w:bidi="gu_IN"/>
+        </w:rPr>
+      </w:r>
+      <w:r>
+        <w:rPr>
+          <w:lang w:val="gu_IN" w:bidi="gu_IN"/>
+        </w:rPr>
+        <w:t>ઉત્પત્તિ 21:19–21</w:t>
+      </w:r>
+    </w:p>
+    <w:p>
+      <w:pPr>
+        <w:pStyle w:val="ListBullet"/>
+        <w:spacing w:line="240" w:lineRule="auto"/>
+        <w:ind w:left="720"/>
+      </w:pPr>
+      <w:r>
+        <w:rPr>
+          <w:lang w:val="gu_IN" w:bidi="gu_IN"/>
+        </w:rPr>
+      </w:r>
+      <w:r>
+        <w:rPr>
+          <w:lang w:val="gu_IN" w:bidi="gu_IN"/>
+        </w:rPr>
+        <w:t>યશાયા 21:16–17</w:t>
+      </w:r>
+    </w:p>
+    <w:p>
+      <w:pPr>
+        <w:pStyle w:val="ListBullet"/>
+        <w:spacing w:line="240" w:lineRule="auto"/>
+        <w:ind w:left="720"/>
+      </w:pPr>
+      <w:r>
+        <w:rPr>
+          <w:lang w:val="gu_IN" w:bidi="gu_IN"/>
+        </w:rPr>
+      </w:r>
+      <w:r>
+        <w:rPr>
+          <w:lang w:val="gu_IN" w:bidi="gu_IN"/>
+        </w:rPr>
+        <w:t>અયુબ16:13–14</w:t>
+      </w:r>
+    </w:p>
+    <w:p>
+      <w:pPr>
+        <w:pStyle w:val="ListBullet"/>
+        <w:spacing w:line="240" w:lineRule="auto"/>
+        <w:ind w:left="720"/>
+      </w:pPr>
+      <w:r>
+        <w:rPr>
+          <w:lang w:val="gu_IN" w:bidi="gu_IN"/>
+        </w:rPr>
+      </w:r>
+      <w:r>
+        <w:rPr>
+          <w:lang w:val="gu_IN" w:bidi="gu_IN"/>
+        </w:rPr>
+        <w:t>નીતિવચનો 26:9–10</w:t>
+      </w:r>
     </w:p>
     <w:p>
       <w:pPr>
@@ -6317,66 +5879,48 @@
           <w:lang w:val="gu_IN" w:bidi="gu_IN"/>
         </w:rPr>
       </w:r>
-      <w:hyperlink r:id="rId86">
-        <w:r>
-          <w:rPr>
-            <w:lang w:val="gu_IN" w:bidi="gu_IN"/>
-          </w:rPr>
-          <w:rPr>
-            <w:color w:val="0000EE"/>
-            <w:u w:val="single"/>
-          </w:rPr>
-          <w:t>2 તિમોથી 4:11–13</w:t>
-        </w:r>
-      </w:hyperlink>
-    </w:p>
-    <w:p>
-      <w:pPr>
-        <w:pStyle w:val="ListBullet"/>
-        <w:spacing w:line="240" w:lineRule="auto"/>
-        <w:ind w:left="720"/>
-      </w:pPr>
-      <w:r>
-        <w:rPr>
-          <w:lang w:val="gu_IN" w:bidi="gu_IN"/>
-        </w:rPr>
-      </w:r>
-      <w:hyperlink r:id="rId87">
-        <w:r>
-          <w:rPr>
-            <w:lang w:val="gu_IN" w:bidi="gu_IN"/>
-          </w:rPr>
-          <w:rPr>
-            <w:color w:val="0000EE"/>
-            <w:u w:val="single"/>
-          </w:rPr>
-          <w:t>કોલોસી 4:7–9</w:t>
-        </w:r>
-      </w:hyperlink>
-    </w:p>
-    <w:p>
-      <w:pPr>
-        <w:pStyle w:val="ListBullet"/>
-        <w:spacing w:line="240" w:lineRule="auto"/>
-        <w:ind w:left="720"/>
-      </w:pPr>
-      <w:r>
-        <w:rPr>
-          <w:lang w:val="gu_IN" w:bidi="gu_IN"/>
-        </w:rPr>
-      </w:r>
-      <w:hyperlink r:id="rId88">
-        <w:r>
-          <w:rPr>
-            <w:lang w:val="gu_IN" w:bidi="gu_IN"/>
-          </w:rPr>
-          <w:rPr>
-            <w:color w:val="0000EE"/>
-            <w:u w:val="single"/>
-          </w:rPr>
-          <w:t>તિતસ 3:12–13</w:t>
-        </w:r>
-      </w:hyperlink>
+      <w:r>
+        <w:rPr>
+          <w:lang w:val="gu_IN" w:bidi="gu_IN"/>
+        </w:rPr>
+        <w:t>2 તિમોથી 4:11–13</w:t>
+      </w:r>
+    </w:p>
+    <w:p>
+      <w:pPr>
+        <w:pStyle w:val="ListBullet"/>
+        <w:spacing w:line="240" w:lineRule="auto"/>
+        <w:ind w:left="720"/>
+      </w:pPr>
+      <w:r>
+        <w:rPr>
+          <w:lang w:val="gu_IN" w:bidi="gu_IN"/>
+        </w:rPr>
+      </w:r>
+      <w:r>
+        <w:rPr>
+          <w:lang w:val="gu_IN" w:bidi="gu_IN"/>
+        </w:rPr>
+        <w:t>કોલોસી 4:7–9</w:t>
+      </w:r>
+    </w:p>
+    <w:p>
+      <w:pPr>
+        <w:pStyle w:val="ListBullet"/>
+        <w:spacing w:line="240" w:lineRule="auto"/>
+        <w:ind w:left="720"/>
+      </w:pPr>
+      <w:r>
+        <w:rPr>
+          <w:lang w:val="gu_IN" w:bidi="gu_IN"/>
+        </w:rPr>
+      </w:r>
+      <w:r>
+        <w:rPr>
+          <w:lang w:val="gu_IN" w:bidi="gu_IN"/>
+        </w:rPr>
+        <w:t>તિતસ 3:12–13</w:t>
+      </w:r>
       <w:r>
         <w:rPr>
           <w:lang w:val="gu_IN" w:bidi="gu_IN"/>
@@ -6673,66 +6217,48 @@
           <w:lang w:val="gu_IN" w:bidi="gu_IN"/>
         </w:rPr>
       </w:r>
-      <w:hyperlink r:id="rId89">
-        <w:r>
-          <w:rPr>
-            <w:lang w:val="gu_IN" w:bidi="gu_IN"/>
-          </w:rPr>
-          <w:rPr>
-            <w:color w:val="0000EE"/>
-            <w:u w:val="single"/>
-          </w:rPr>
-          <w:t>1કાળવૃતાંત 1:5–7</w:t>
-        </w:r>
-      </w:hyperlink>
-    </w:p>
-    <w:p>
-      <w:pPr>
-        <w:pStyle w:val="ListBullet"/>
-        <w:spacing w:line="240" w:lineRule="auto"/>
-        <w:ind w:left="720"/>
-      </w:pPr>
-      <w:r>
-        <w:rPr>
-          <w:lang w:val="gu_IN" w:bidi="gu_IN"/>
-        </w:rPr>
-      </w:r>
-      <w:hyperlink r:id="rId90">
-        <w:r>
-          <w:rPr>
-            <w:lang w:val="gu_IN" w:bidi="gu_IN"/>
-          </w:rPr>
-          <w:rPr>
-            <w:color w:val="0000EE"/>
-            <w:u w:val="single"/>
-          </w:rPr>
-          <w:t>હઝકીએલ 27:12–13</w:t>
-        </w:r>
-      </w:hyperlink>
-    </w:p>
-    <w:p>
-      <w:pPr>
-        <w:pStyle w:val="ListBullet"/>
-        <w:spacing w:line="240" w:lineRule="auto"/>
-        <w:ind w:left="720"/>
-      </w:pPr>
-      <w:r>
-        <w:rPr>
-          <w:lang w:val="gu_IN" w:bidi="gu_IN"/>
-        </w:rPr>
-      </w:r>
-      <w:hyperlink r:id="rId91">
-        <w:r>
-          <w:rPr>
-            <w:lang w:val="gu_IN" w:bidi="gu_IN"/>
-          </w:rPr>
-          <w:rPr>
-            <w:color w:val="0000EE"/>
-            <w:u w:val="single"/>
-          </w:rPr>
-          <w:t>ઉત્પત્તિ 10:2–5</w:t>
-        </w:r>
-      </w:hyperlink>
+      <w:r>
+        <w:rPr>
+          <w:lang w:val="gu_IN" w:bidi="gu_IN"/>
+        </w:rPr>
+        <w:t>1કાળવૃતાંત 1:5–7</w:t>
+      </w:r>
+    </w:p>
+    <w:p>
+      <w:pPr>
+        <w:pStyle w:val="ListBullet"/>
+        <w:spacing w:line="240" w:lineRule="auto"/>
+        <w:ind w:left="720"/>
+      </w:pPr>
+      <w:r>
+        <w:rPr>
+          <w:lang w:val="gu_IN" w:bidi="gu_IN"/>
+        </w:rPr>
+      </w:r>
+      <w:r>
+        <w:rPr>
+          <w:lang w:val="gu_IN" w:bidi="gu_IN"/>
+        </w:rPr>
+        <w:t>હઝકીએલ 27:12–13</w:t>
+      </w:r>
+    </w:p>
+    <w:p>
+      <w:pPr>
+        <w:pStyle w:val="ListBullet"/>
+        <w:spacing w:line="240" w:lineRule="auto"/>
+        <w:ind w:left="720"/>
+      </w:pPr>
+      <w:r>
+        <w:rPr>
+          <w:lang w:val="gu_IN" w:bidi="gu_IN"/>
+        </w:rPr>
+      </w:r>
+      <w:r>
+        <w:rPr>
+          <w:lang w:val="gu_IN" w:bidi="gu_IN"/>
+        </w:rPr>
+        <w:t>ઉત્પત્તિ 10:2–5</w:t>
+      </w:r>
     </w:p>
     <w:p>
       <w:pPr>
@@ -7050,90 +6576,66 @@
           <w:lang w:val="gu_IN" w:bidi="gu_IN"/>
         </w:rPr>
       </w:r>
-      <w:hyperlink r:id="rId92">
-        <w:r>
-          <w:rPr>
-            <w:lang w:val="gu_IN" w:bidi="gu_IN"/>
-          </w:rPr>
-          <w:rPr>
-            <w:color w:val="0000EE"/>
-            <w:u w:val="single"/>
-          </w:rPr>
-          <w:t>પ્રેરિતોનાં કૃત્યો 12:20–21</w:t>
-        </w:r>
-      </w:hyperlink>
-    </w:p>
-    <w:p>
-      <w:pPr>
-        <w:pStyle w:val="ListBullet"/>
-        <w:spacing w:line="240" w:lineRule="auto"/>
-        <w:ind w:left="720"/>
-      </w:pPr>
-      <w:r>
-        <w:rPr>
-          <w:lang w:val="gu_IN" w:bidi="gu_IN"/>
-        </w:rPr>
-      </w:r>
-      <w:hyperlink r:id="rId93">
-        <w:r>
-          <w:rPr>
-            <w:lang w:val="gu_IN" w:bidi="gu_IN"/>
-          </w:rPr>
-          <w:rPr>
-            <w:color w:val="0000EE"/>
-            <w:u w:val="single"/>
-          </w:rPr>
-          <w:t>માર્ક 3:7–8</w:t>
-        </w:r>
-      </w:hyperlink>
-    </w:p>
-    <w:p>
-      <w:pPr>
-        <w:pStyle w:val="ListBullet"/>
-        <w:spacing w:line="240" w:lineRule="auto"/>
-        <w:ind w:left="720"/>
-      </w:pPr>
-      <w:r>
-        <w:rPr>
-          <w:lang w:val="gu_IN" w:bidi="gu_IN"/>
-        </w:rPr>
-      </w:r>
-      <w:hyperlink r:id="rId94">
-        <w:r>
-          <w:rPr>
-            <w:lang w:val="gu_IN" w:bidi="gu_IN"/>
-          </w:rPr>
-          <w:rPr>
-            <w:color w:val="0000EE"/>
-            <w:u w:val="single"/>
-          </w:rPr>
-          <w:t>માથ્થી 11:20–22</w:t>
-        </w:r>
-      </w:hyperlink>
-    </w:p>
-    <w:p>
-      <w:pPr>
-        <w:pStyle w:val="ListBullet"/>
-        <w:spacing w:line="240" w:lineRule="auto"/>
-        <w:ind w:left="720"/>
-      </w:pPr>
-      <w:r>
-        <w:rPr>
-          <w:lang w:val="gu_IN" w:bidi="gu_IN"/>
-        </w:rPr>
-      </w:r>
-      <w:hyperlink r:id="rId95">
-        <w:r>
-          <w:rPr>
-            <w:lang w:val="gu_IN" w:bidi="gu_IN"/>
-          </w:rPr>
-          <w:rPr>
-            <w:color w:val="0000EE"/>
-            <w:u w:val="single"/>
-          </w:rPr>
-          <w:t>માથ્થી 15:21–23</w:t>
-        </w:r>
-      </w:hyperlink>
+      <w:r>
+        <w:rPr>
+          <w:lang w:val="gu_IN" w:bidi="gu_IN"/>
+        </w:rPr>
+        <w:t>પ્રેરિતોનાં કૃત્યો 12:20–21</w:t>
+      </w:r>
+    </w:p>
+    <w:p>
+      <w:pPr>
+        <w:pStyle w:val="ListBullet"/>
+        <w:spacing w:line="240" w:lineRule="auto"/>
+        <w:ind w:left="720"/>
+      </w:pPr>
+      <w:r>
+        <w:rPr>
+          <w:lang w:val="gu_IN" w:bidi="gu_IN"/>
+        </w:rPr>
+      </w:r>
+      <w:r>
+        <w:rPr>
+          <w:lang w:val="gu_IN" w:bidi="gu_IN"/>
+        </w:rPr>
+        <w:t>માર્ક 3:7–8</w:t>
+      </w:r>
+    </w:p>
+    <w:p>
+      <w:pPr>
+        <w:pStyle w:val="ListBullet"/>
+        <w:spacing w:line="240" w:lineRule="auto"/>
+        <w:ind w:left="720"/>
+      </w:pPr>
+      <w:r>
+        <w:rPr>
+          <w:lang w:val="gu_IN" w:bidi="gu_IN"/>
+        </w:rPr>
+      </w:r>
+      <w:r>
+        <w:rPr>
+          <w:lang w:val="gu_IN" w:bidi="gu_IN"/>
+        </w:rPr>
+        <w:t>માથ્થી 11:20–22</w:t>
+      </w:r>
+    </w:p>
+    <w:p>
+      <w:pPr>
+        <w:pStyle w:val="ListBullet"/>
+        <w:spacing w:line="240" w:lineRule="auto"/>
+        <w:ind w:left="720"/>
+      </w:pPr>
+      <w:r>
+        <w:rPr>
+          <w:lang w:val="gu_IN" w:bidi="gu_IN"/>
+        </w:rPr>
+      </w:r>
+      <w:r>
+        <w:rPr>
+          <w:lang w:val="gu_IN" w:bidi="gu_IN"/>
+        </w:rPr>
+        <w:t>માથ્થી 15:21–23</w:t>
+      </w:r>
     </w:p>
     <w:p>
       <w:pPr>
@@ -7379,186 +6881,138 @@
           <w:lang w:val="gu_IN" w:bidi="gu_IN"/>
         </w:rPr>
       </w:r>
-      <w:hyperlink r:id="rId96">
-        <w:r>
-          <w:rPr>
-            <w:lang w:val="gu_IN" w:bidi="gu_IN"/>
-          </w:rPr>
-          <w:rPr>
-            <w:color w:val="0000EE"/>
-            <w:u w:val="single"/>
-          </w:rPr>
-          <w:t>1 યોહાન 5:13–15</w:t>
-        </w:r>
-      </w:hyperlink>
-    </w:p>
-    <w:p>
-      <w:pPr>
-        <w:pStyle w:val="ListBullet"/>
-        <w:spacing w:line="240" w:lineRule="auto"/>
-        <w:ind w:left="720"/>
-      </w:pPr>
-      <w:r>
-        <w:rPr>
-          <w:lang w:val="gu_IN" w:bidi="gu_IN"/>
-        </w:rPr>
-      </w:r>
-      <w:hyperlink r:id="rId97">
-        <w:r>
-          <w:rPr>
-            <w:lang w:val="gu_IN" w:bidi="gu_IN"/>
-          </w:rPr>
-          <w:rPr>
-            <w:color w:val="0000EE"/>
-            <w:u w:val="single"/>
-          </w:rPr>
-          <w:t>પ્રેરિતોનાં કૃત્યો 13:28–29</w:t>
-        </w:r>
-      </w:hyperlink>
-    </w:p>
-    <w:p>
-      <w:pPr>
-        <w:pStyle w:val="ListBullet"/>
-        <w:spacing w:line="240" w:lineRule="auto"/>
-        <w:ind w:left="720"/>
-      </w:pPr>
-      <w:r>
-        <w:rPr>
-          <w:lang w:val="gu_IN" w:bidi="gu_IN"/>
-        </w:rPr>
-      </w:r>
-      <w:hyperlink r:id="rId98">
-        <w:r>
-          <w:rPr>
-            <w:lang w:val="gu_IN" w:bidi="gu_IN"/>
-          </w:rPr>
-          <w:rPr>
-            <w:color w:val="0000EE"/>
-            <w:u w:val="single"/>
-          </w:rPr>
-          <w:t>નિર્ગમન 32:15–16</w:t>
-        </w:r>
-      </w:hyperlink>
-    </w:p>
-    <w:p>
-      <w:pPr>
-        <w:pStyle w:val="ListBullet"/>
-        <w:spacing w:line="240" w:lineRule="auto"/>
-        <w:ind w:left="720"/>
-      </w:pPr>
-      <w:r>
-        <w:rPr>
-          <w:lang w:val="gu_IN" w:bidi="gu_IN"/>
-        </w:rPr>
-      </w:r>
-      <w:hyperlink r:id="rId99">
-        <w:r>
-          <w:rPr>
-            <w:lang w:val="gu_IN" w:bidi="gu_IN"/>
-          </w:rPr>
-          <w:rPr>
-            <w:color w:val="0000EE"/>
-            <w:u w:val="single"/>
-          </w:rPr>
-          <w:t>યોહાન 21:24–25</w:t>
-        </w:r>
-      </w:hyperlink>
-    </w:p>
-    <w:p>
-      <w:pPr>
-        <w:pStyle w:val="ListBullet"/>
-        <w:spacing w:line="240" w:lineRule="auto"/>
-        <w:ind w:left="720"/>
-      </w:pPr>
-      <w:r>
-        <w:rPr>
-          <w:lang w:val="gu_IN" w:bidi="gu_IN"/>
-        </w:rPr>
-      </w:r>
-      <w:hyperlink r:id="rId100">
-        <w:r>
-          <w:rPr>
-            <w:lang w:val="gu_IN" w:bidi="gu_IN"/>
-          </w:rPr>
-          <w:rPr>
-            <w:color w:val="0000EE"/>
-            <w:u w:val="single"/>
-          </w:rPr>
-          <w:t>લૂક 3:4</w:t>
-        </w:r>
-      </w:hyperlink>
-    </w:p>
-    <w:p>
-      <w:pPr>
-        <w:pStyle w:val="ListBullet"/>
-        <w:spacing w:line="240" w:lineRule="auto"/>
-        <w:ind w:left="720"/>
-      </w:pPr>
-      <w:r>
-        <w:rPr>
-          <w:lang w:val="gu_IN" w:bidi="gu_IN"/>
-        </w:rPr>
-      </w:r>
-      <w:hyperlink r:id="rId101">
-        <w:r>
-          <w:rPr>
-            <w:lang w:val="gu_IN" w:bidi="gu_IN"/>
-          </w:rPr>
-          <w:rPr>
-            <w:color w:val="0000EE"/>
-            <w:u w:val="single"/>
-          </w:rPr>
-          <w:t>માર્ક 9:11–13</w:t>
-        </w:r>
-      </w:hyperlink>
-    </w:p>
-    <w:p>
-      <w:pPr>
-        <w:pStyle w:val="ListBullet"/>
-        <w:spacing w:line="240" w:lineRule="auto"/>
-        <w:ind w:left="720"/>
-      </w:pPr>
-      <w:r>
-        <w:rPr>
-          <w:lang w:val="gu_IN" w:bidi="gu_IN"/>
-        </w:rPr>
-      </w:r>
-      <w:hyperlink r:id="rId102">
-        <w:r>
-          <w:rPr>
-            <w:lang w:val="gu_IN" w:bidi="gu_IN"/>
-          </w:rPr>
-          <w:rPr>
-            <w:color w:val="0000EE"/>
-            <w:u w:val="single"/>
-          </w:rPr>
-          <w:t>માથ્થી 4:5–6</w:t>
-        </w:r>
-      </w:hyperlink>
-    </w:p>
-    <w:p>
-      <w:pPr>
-        <w:pStyle w:val="ListBullet"/>
-        <w:spacing w:line="240" w:lineRule="auto"/>
-        <w:ind w:left="720"/>
-      </w:pPr>
-      <w:r>
-        <w:rPr>
-          <w:lang w:val="gu_IN" w:bidi="gu_IN"/>
-        </w:rPr>
-      </w:r>
-      <w:hyperlink r:id="rId103">
-        <w:r>
-          <w:rPr>
-            <w:lang w:val="gu_IN" w:bidi="gu_IN"/>
-          </w:rPr>
-          <w:rPr>
-            <w:color w:val="0000EE"/>
-            <w:u w:val="single"/>
-          </w:rPr>
-          <w:t>પ્રકટીકરણ 1:1–3</w:t>
-        </w:r>
-      </w:hyperlink>
+      <w:r>
+        <w:rPr>
+          <w:lang w:val="gu_IN" w:bidi="gu_IN"/>
+        </w:rPr>
+        <w:t>1 યોહાન 5:13–15</w:t>
+      </w:r>
+    </w:p>
+    <w:p>
+      <w:pPr>
+        <w:pStyle w:val="ListBullet"/>
+        <w:spacing w:line="240" w:lineRule="auto"/>
+        <w:ind w:left="720"/>
+      </w:pPr>
+      <w:r>
+        <w:rPr>
+          <w:lang w:val="gu_IN" w:bidi="gu_IN"/>
+        </w:rPr>
+      </w:r>
+      <w:r>
+        <w:rPr>
+          <w:lang w:val="gu_IN" w:bidi="gu_IN"/>
+        </w:rPr>
+        <w:t>પ્રેરિતોનાં કૃત્યો 13:28–29</w:t>
+      </w:r>
+    </w:p>
+    <w:p>
+      <w:pPr>
+        <w:pStyle w:val="ListBullet"/>
+        <w:spacing w:line="240" w:lineRule="auto"/>
+        <w:ind w:left="720"/>
+      </w:pPr>
+      <w:r>
+        <w:rPr>
+          <w:lang w:val="gu_IN" w:bidi="gu_IN"/>
+        </w:rPr>
+      </w:r>
+      <w:r>
+        <w:rPr>
+          <w:lang w:val="gu_IN" w:bidi="gu_IN"/>
+        </w:rPr>
+        <w:t>નિર્ગમન 32:15–16</w:t>
+      </w:r>
+    </w:p>
+    <w:p>
+      <w:pPr>
+        <w:pStyle w:val="ListBullet"/>
+        <w:spacing w:line="240" w:lineRule="auto"/>
+        <w:ind w:left="720"/>
+      </w:pPr>
+      <w:r>
+        <w:rPr>
+          <w:lang w:val="gu_IN" w:bidi="gu_IN"/>
+        </w:rPr>
+      </w:r>
+      <w:r>
+        <w:rPr>
+          <w:lang w:val="gu_IN" w:bidi="gu_IN"/>
+        </w:rPr>
+        <w:t>યોહાન 21:24–25</w:t>
+      </w:r>
+    </w:p>
+    <w:p>
+      <w:pPr>
+        <w:pStyle w:val="ListBullet"/>
+        <w:spacing w:line="240" w:lineRule="auto"/>
+        <w:ind w:left="720"/>
+      </w:pPr>
+      <w:r>
+        <w:rPr>
+          <w:lang w:val="gu_IN" w:bidi="gu_IN"/>
+        </w:rPr>
+      </w:r>
+      <w:r>
+        <w:rPr>
+          <w:lang w:val="gu_IN" w:bidi="gu_IN"/>
+        </w:rPr>
+        <w:t>લૂક 3:4</w:t>
+      </w:r>
+    </w:p>
+    <w:p>
+      <w:pPr>
+        <w:pStyle w:val="ListBullet"/>
+        <w:spacing w:line="240" w:lineRule="auto"/>
+        <w:ind w:left="720"/>
+      </w:pPr>
+      <w:r>
+        <w:rPr>
+          <w:lang w:val="gu_IN" w:bidi="gu_IN"/>
+        </w:rPr>
+      </w:r>
+      <w:r>
+        <w:rPr>
+          <w:lang w:val="gu_IN" w:bidi="gu_IN"/>
+        </w:rPr>
+        <w:t>માર્ક 9:11–13</w:t>
+      </w:r>
+    </w:p>
+    <w:p>
+      <w:pPr>
+        <w:pStyle w:val="ListBullet"/>
+        <w:spacing w:line="240" w:lineRule="auto"/>
+        <w:ind w:left="720"/>
+      </w:pPr>
+      <w:r>
+        <w:rPr>
+          <w:lang w:val="gu_IN" w:bidi="gu_IN"/>
+        </w:rPr>
+      </w:r>
+      <w:r>
+        <w:rPr>
+          <w:lang w:val="gu_IN" w:bidi="gu_IN"/>
+        </w:rPr>
+        <w:t>માથ્થી 4:5–6</w:t>
+      </w:r>
+    </w:p>
+    <w:p>
+      <w:pPr>
+        <w:pStyle w:val="ListBullet"/>
+        <w:spacing w:line="240" w:lineRule="auto"/>
+        <w:ind w:left="720"/>
+      </w:pPr>
+      <w:r>
+        <w:rPr>
+          <w:lang w:val="gu_IN" w:bidi="gu_IN"/>
+        </w:rPr>
+      </w:r>
+      <w:r>
+        <w:rPr>
+          <w:lang w:val="gu_IN" w:bidi="gu_IN"/>
+        </w:rPr>
+        <w:t>પ્રકટીકરણ 1:1–3</w:t>
+      </w:r>
     </w:p>
     <w:p>
       <w:pPr>
@@ -8065,162 +7519,120 @@
           <w:lang w:val="gu_IN" w:bidi="gu_IN"/>
         </w:rPr>
       </w:r>
-      <w:hyperlink r:id="rId104">
-        <w:r>
-          <w:rPr>
-            <w:lang w:val="gu_IN" w:bidi="gu_IN"/>
-          </w:rPr>
-          <w:rPr>
-            <w:color w:val="0000EE"/>
-            <w:u w:val="single"/>
-          </w:rPr>
-          <w:t>1 રાજા 18:22–24</w:t>
-        </w:r>
-      </w:hyperlink>
-    </w:p>
-    <w:p>
-      <w:pPr>
-        <w:pStyle w:val="ListBullet"/>
-        <w:spacing w:line="240" w:lineRule="auto"/>
-        <w:ind w:left="720"/>
-      </w:pPr>
-      <w:r>
-        <w:rPr>
-          <w:lang w:val="gu_IN" w:bidi="gu_IN"/>
-        </w:rPr>
-      </w:r>
-      <w:hyperlink r:id="rId105">
-        <w:r>
-          <w:rPr>
-            <w:lang w:val="gu_IN" w:bidi="gu_IN"/>
-          </w:rPr>
-          <w:rPr>
-            <w:color w:val="0000EE"/>
-            <w:u w:val="single"/>
-          </w:rPr>
-          <w:t>1 થેસ્સલોનિકી 4:7–8</w:t>
-        </w:r>
-      </w:hyperlink>
-    </w:p>
-    <w:p>
-      <w:pPr>
-        <w:pStyle w:val="ListBullet"/>
-        <w:spacing w:line="240" w:lineRule="auto"/>
-        <w:ind w:left="720"/>
-      </w:pPr>
-      <w:r>
-        <w:rPr>
-          <w:lang w:val="gu_IN" w:bidi="gu_IN"/>
-        </w:rPr>
-      </w:r>
-      <w:hyperlink r:id="rId106">
-        <w:r>
-          <w:rPr>
-            <w:lang w:val="gu_IN" w:bidi="gu_IN"/>
-          </w:rPr>
-          <w:rPr>
-            <w:color w:val="0000EE"/>
-            <w:u w:val="single"/>
-          </w:rPr>
-          <w:t>2 તિમોથી 1:8–11</w:t>
-        </w:r>
-      </w:hyperlink>
-    </w:p>
-    <w:p>
-      <w:pPr>
-        <w:pStyle w:val="ListBullet"/>
-        <w:spacing w:line="240" w:lineRule="auto"/>
-        <w:ind w:left="720"/>
-      </w:pPr>
-      <w:r>
-        <w:rPr>
-          <w:lang w:val="gu_IN" w:bidi="gu_IN"/>
-        </w:rPr>
-      </w:r>
-      <w:hyperlink r:id="rId107">
-        <w:r>
-          <w:rPr>
-            <w:lang w:val="gu_IN" w:bidi="gu_IN"/>
-          </w:rPr>
-          <w:rPr>
-            <w:color w:val="0000EE"/>
-            <w:u w:val="single"/>
-          </w:rPr>
-          <w:t>એફેસી 4:1–3</w:t>
-        </w:r>
-      </w:hyperlink>
-    </w:p>
-    <w:p>
-      <w:pPr>
-        <w:pStyle w:val="ListBullet"/>
-        <w:spacing w:line="240" w:lineRule="auto"/>
-        <w:ind w:left="720"/>
-      </w:pPr>
-      <w:r>
-        <w:rPr>
-          <w:lang w:val="gu_IN" w:bidi="gu_IN"/>
-        </w:rPr>
-      </w:r>
-      <w:hyperlink r:id="rId108">
-        <w:r>
-          <w:rPr>
-            <w:lang w:val="gu_IN" w:bidi="gu_IN"/>
-          </w:rPr>
-          <w:rPr>
-            <w:color w:val="0000EE"/>
-            <w:u w:val="single"/>
-          </w:rPr>
-          <w:t>ગલાતી 1:15–17</w:t>
-        </w:r>
-      </w:hyperlink>
-    </w:p>
-    <w:p>
-      <w:pPr>
-        <w:pStyle w:val="ListBullet"/>
-        <w:spacing w:line="240" w:lineRule="auto"/>
-        <w:ind w:left="720"/>
-      </w:pPr>
-      <w:r>
-        <w:rPr>
-          <w:lang w:val="gu_IN" w:bidi="gu_IN"/>
-        </w:rPr>
-      </w:r>
-      <w:hyperlink r:id="rId109">
-        <w:r>
-          <w:rPr>
-            <w:lang w:val="gu_IN" w:bidi="gu_IN"/>
-          </w:rPr>
-          <w:rPr>
-            <w:color w:val="0000EE"/>
-            <w:u w:val="single"/>
-          </w:rPr>
-          <w:t>માથ્થી 2:13–15</w:t>
-        </w:r>
-      </w:hyperlink>
-    </w:p>
-    <w:p>
-      <w:pPr>
-        <w:pStyle w:val="ListBullet"/>
-        <w:spacing w:line="240" w:lineRule="auto"/>
-        <w:ind w:left="720"/>
-      </w:pPr>
-      <w:r>
-        <w:rPr>
-          <w:lang w:val="gu_IN" w:bidi="gu_IN"/>
-        </w:rPr>
-      </w:r>
-      <w:hyperlink r:id="rId110">
-        <w:r>
-          <w:rPr>
-            <w:lang w:val="gu_IN" w:bidi="gu_IN"/>
-          </w:rPr>
-          <w:rPr>
-            <w:color w:val="0000EE"/>
-            <w:u w:val="single"/>
-          </w:rPr>
-          <w:t>ફિલિપ્પી 3:12–14</w:t>
-        </w:r>
-      </w:hyperlink>
+      <w:r>
+        <w:rPr>
+          <w:lang w:val="gu_IN" w:bidi="gu_IN"/>
+        </w:rPr>
+        <w:t>1 રાજા 18:22–24</w:t>
+      </w:r>
+    </w:p>
+    <w:p>
+      <w:pPr>
+        <w:pStyle w:val="ListBullet"/>
+        <w:spacing w:line="240" w:lineRule="auto"/>
+        <w:ind w:left="720"/>
+      </w:pPr>
+      <w:r>
+        <w:rPr>
+          <w:lang w:val="gu_IN" w:bidi="gu_IN"/>
+        </w:rPr>
+      </w:r>
+      <w:r>
+        <w:rPr>
+          <w:lang w:val="gu_IN" w:bidi="gu_IN"/>
+        </w:rPr>
+        <w:t>1 થેસ્સલોનિકી 4:7–8</w:t>
+      </w:r>
+    </w:p>
+    <w:p>
+      <w:pPr>
+        <w:pStyle w:val="ListBullet"/>
+        <w:spacing w:line="240" w:lineRule="auto"/>
+        <w:ind w:left="720"/>
+      </w:pPr>
+      <w:r>
+        <w:rPr>
+          <w:lang w:val="gu_IN" w:bidi="gu_IN"/>
+        </w:rPr>
+      </w:r>
+      <w:r>
+        <w:rPr>
+          <w:lang w:val="gu_IN" w:bidi="gu_IN"/>
+        </w:rPr>
+        <w:t>2 તિમોથી 1:8–11</w:t>
+      </w:r>
+    </w:p>
+    <w:p>
+      <w:pPr>
+        <w:pStyle w:val="ListBullet"/>
+        <w:spacing w:line="240" w:lineRule="auto"/>
+        <w:ind w:left="720"/>
+      </w:pPr>
+      <w:r>
+        <w:rPr>
+          <w:lang w:val="gu_IN" w:bidi="gu_IN"/>
+        </w:rPr>
+      </w:r>
+      <w:r>
+        <w:rPr>
+          <w:lang w:val="gu_IN" w:bidi="gu_IN"/>
+        </w:rPr>
+        <w:t>એફેસી 4:1–3</w:t>
+      </w:r>
+    </w:p>
+    <w:p>
+      <w:pPr>
+        <w:pStyle w:val="ListBullet"/>
+        <w:spacing w:line="240" w:lineRule="auto"/>
+        <w:ind w:left="720"/>
+      </w:pPr>
+      <w:r>
+        <w:rPr>
+          <w:lang w:val="gu_IN" w:bidi="gu_IN"/>
+        </w:rPr>
+      </w:r>
+      <w:r>
+        <w:rPr>
+          <w:lang w:val="gu_IN" w:bidi="gu_IN"/>
+        </w:rPr>
+        <w:t>ગલાતી 1:15–17</w:t>
+      </w:r>
+    </w:p>
+    <w:p>
+      <w:pPr>
+        <w:pStyle w:val="ListBullet"/>
+        <w:spacing w:line="240" w:lineRule="auto"/>
+        <w:ind w:left="720"/>
+      </w:pPr>
+      <w:r>
+        <w:rPr>
+          <w:lang w:val="gu_IN" w:bidi="gu_IN"/>
+        </w:rPr>
+      </w:r>
+      <w:r>
+        <w:rPr>
+          <w:lang w:val="gu_IN" w:bidi="gu_IN"/>
+        </w:rPr>
+        <w:t>માથ્થી 2:13–15</w:t>
+      </w:r>
+    </w:p>
+    <w:p>
+      <w:pPr>
+        <w:pStyle w:val="ListBullet"/>
+        <w:spacing w:line="240" w:lineRule="auto"/>
+        <w:ind w:left="720"/>
+      </w:pPr>
+      <w:r>
+        <w:rPr>
+          <w:lang w:val="gu_IN" w:bidi="gu_IN"/>
+        </w:rPr>
+      </w:r>
+      <w:r>
+        <w:rPr>
+          <w:lang w:val="gu_IN" w:bidi="gu_IN"/>
+        </w:rPr>
+        <w:t>ફિલિપ્પી 3:12–14</w:t>
+      </w:r>
     </w:p>
     <w:p>
       <w:pPr>
@@ -8544,18 +7956,12 @@
           <w:lang w:val="gu_IN" w:bidi="gu_IN"/>
         </w:rPr>
       </w:r>
-      <w:hyperlink r:id="rId111">
-        <w:r>
-          <w:rPr>
-            <w:lang w:val="gu_IN" w:bidi="gu_IN"/>
-          </w:rPr>
-          <w:rPr>
-            <w:color w:val="0000EE"/>
-            <w:u w:val="single"/>
-          </w:rPr>
-          <w:t>લુક 3:33–35</w:t>
-        </w:r>
-      </w:hyperlink>
+      <w:r>
+        <w:rPr>
+          <w:lang w:val="gu_IN" w:bidi="gu_IN"/>
+        </w:rPr>
+        <w:t>લુક 3:33–35</w:t>
+      </w:r>
     </w:p>
     <w:p>
       <w:pPr>
@@ -8773,138 +8179,102 @@
           <w:lang w:val="gu_IN" w:bidi="gu_IN"/>
         </w:rPr>
       </w:r>
-      <w:hyperlink r:id="rId112">
-        <w:r>
-          <w:rPr>
-            <w:lang w:val="gu_IN" w:bidi="gu_IN"/>
-          </w:rPr>
-          <w:rPr>
-            <w:color w:val="0000EE"/>
-            <w:u w:val="single"/>
-          </w:rPr>
-          <w:t>1 શમુએલ 1:21–22</w:t>
-        </w:r>
-      </w:hyperlink>
-    </w:p>
-    <w:p>
-      <w:pPr>
-        <w:pStyle w:val="ListBullet"/>
-        <w:spacing w:line="240" w:lineRule="auto"/>
-        <w:ind w:left="720"/>
-      </w:pPr>
-      <w:r>
-        <w:rPr>
-          <w:lang w:val="gu_IN" w:bidi="gu_IN"/>
-        </w:rPr>
-      </w:r>
-      <w:hyperlink r:id="rId113">
-        <w:r>
-          <w:rPr>
-            <w:lang w:val="gu_IN" w:bidi="gu_IN"/>
-          </w:rPr>
-          <w:rPr>
-            <w:color w:val="0000EE"/>
-            <w:u w:val="single"/>
-          </w:rPr>
-          <w:t>નિર્ગમન 29:1–2</w:t>
-        </w:r>
-      </w:hyperlink>
-    </w:p>
-    <w:p>
-      <w:pPr>
-        <w:pStyle w:val="ListBullet"/>
-        <w:spacing w:line="240" w:lineRule="auto"/>
-        <w:ind w:left="720"/>
-      </w:pPr>
-      <w:r>
-        <w:rPr>
-          <w:lang w:val="gu_IN" w:bidi="gu_IN"/>
-        </w:rPr>
-      </w:r>
-      <w:hyperlink r:id="rId114">
-        <w:r>
-          <w:rPr>
-            <w:lang w:val="gu_IN" w:bidi="gu_IN"/>
-          </w:rPr>
-          <w:rPr>
-            <w:color w:val="0000EE"/>
-            <w:u w:val="single"/>
-          </w:rPr>
-          <w:t>લેવીય 5:11</w:t>
-        </w:r>
-      </w:hyperlink>
-    </w:p>
-    <w:p>
-      <w:pPr>
-        <w:pStyle w:val="ListBullet"/>
-        <w:spacing w:line="240" w:lineRule="auto"/>
-        <w:ind w:left="720"/>
-      </w:pPr>
-      <w:r>
-        <w:rPr>
-          <w:lang w:val="gu_IN" w:bidi="gu_IN"/>
-        </w:rPr>
-      </w:r>
-      <w:hyperlink r:id="rId115">
-        <w:r>
-          <w:rPr>
-            <w:lang w:val="gu_IN" w:bidi="gu_IN"/>
-          </w:rPr>
-          <w:rPr>
-            <w:color w:val="0000EE"/>
-            <w:u w:val="single"/>
-          </w:rPr>
-          <w:t>લેવીય 8:1–3</w:t>
-        </w:r>
-      </w:hyperlink>
-    </w:p>
-    <w:p>
-      <w:pPr>
-        <w:pStyle w:val="ListBullet"/>
-        <w:spacing w:line="240" w:lineRule="auto"/>
-        <w:ind w:left="720"/>
-      </w:pPr>
-      <w:r>
-        <w:rPr>
-          <w:lang w:val="gu_IN" w:bidi="gu_IN"/>
-        </w:rPr>
-      </w:r>
-      <w:hyperlink r:id="rId116">
-        <w:r>
-          <w:rPr>
-            <w:lang w:val="gu_IN" w:bidi="gu_IN"/>
-          </w:rPr>
-          <w:rPr>
-            <w:color w:val="0000EE"/>
-            <w:u w:val="single"/>
-          </w:rPr>
-          <w:t>માર્ક 6:12–13</w:t>
-        </w:r>
-      </w:hyperlink>
-    </w:p>
-    <w:p>
-      <w:pPr>
-        <w:pStyle w:val="ListBullet"/>
-        <w:spacing w:line="240" w:lineRule="auto"/>
-        <w:ind w:left="720"/>
-      </w:pPr>
-      <w:r>
-        <w:rPr>
-          <w:lang w:val="gu_IN" w:bidi="gu_IN"/>
-        </w:rPr>
-      </w:r>
-      <w:hyperlink r:id="rId117">
-        <w:r>
-          <w:rPr>
-            <w:lang w:val="gu_IN" w:bidi="gu_IN"/>
-          </w:rPr>
-          <w:rPr>
-            <w:color w:val="0000EE"/>
-            <w:u w:val="single"/>
-          </w:rPr>
-          <w:t>માથ્થી 25:7–9</w:t>
-        </w:r>
-      </w:hyperlink>
+      <w:r>
+        <w:rPr>
+          <w:lang w:val="gu_IN" w:bidi="gu_IN"/>
+        </w:rPr>
+        <w:t>1 શમુએલ 1:21–22</w:t>
+      </w:r>
+    </w:p>
+    <w:p>
+      <w:pPr>
+        <w:pStyle w:val="ListBullet"/>
+        <w:spacing w:line="240" w:lineRule="auto"/>
+        <w:ind w:left="720"/>
+      </w:pPr>
+      <w:r>
+        <w:rPr>
+          <w:lang w:val="gu_IN" w:bidi="gu_IN"/>
+        </w:rPr>
+      </w:r>
+      <w:r>
+        <w:rPr>
+          <w:lang w:val="gu_IN" w:bidi="gu_IN"/>
+        </w:rPr>
+        <w:t>નિર્ગમન 29:1–2</w:t>
+      </w:r>
+    </w:p>
+    <w:p>
+      <w:pPr>
+        <w:pStyle w:val="ListBullet"/>
+        <w:spacing w:line="240" w:lineRule="auto"/>
+        <w:ind w:left="720"/>
+      </w:pPr>
+      <w:r>
+        <w:rPr>
+          <w:lang w:val="gu_IN" w:bidi="gu_IN"/>
+        </w:rPr>
+      </w:r>
+      <w:r>
+        <w:rPr>
+          <w:lang w:val="gu_IN" w:bidi="gu_IN"/>
+        </w:rPr>
+        <w:t>લેવીય 5:11</w:t>
+      </w:r>
+    </w:p>
+    <w:p>
+      <w:pPr>
+        <w:pStyle w:val="ListBullet"/>
+        <w:spacing w:line="240" w:lineRule="auto"/>
+        <w:ind w:left="720"/>
+      </w:pPr>
+      <w:r>
+        <w:rPr>
+          <w:lang w:val="gu_IN" w:bidi="gu_IN"/>
+        </w:rPr>
+      </w:r>
+      <w:r>
+        <w:rPr>
+          <w:lang w:val="gu_IN" w:bidi="gu_IN"/>
+        </w:rPr>
+        <w:t>લેવીય 8:1–3</w:t>
+      </w:r>
+    </w:p>
+    <w:p>
+      <w:pPr>
+        <w:pStyle w:val="ListBullet"/>
+        <w:spacing w:line="240" w:lineRule="auto"/>
+        <w:ind w:left="720"/>
+      </w:pPr>
+      <w:r>
+        <w:rPr>
+          <w:lang w:val="gu_IN" w:bidi="gu_IN"/>
+        </w:rPr>
+      </w:r>
+      <w:r>
+        <w:rPr>
+          <w:lang w:val="gu_IN" w:bidi="gu_IN"/>
+        </w:rPr>
+        <w:t>માર્ક 6:12–13</w:t>
+      </w:r>
+    </w:p>
+    <w:p>
+      <w:pPr>
+        <w:pStyle w:val="ListBullet"/>
+        <w:spacing w:line="240" w:lineRule="auto"/>
+        <w:ind w:left="720"/>
+      </w:pPr>
+      <w:r>
+        <w:rPr>
+          <w:lang w:val="gu_IN" w:bidi="gu_IN"/>
+        </w:rPr>
+      </w:r>
+      <w:r>
+        <w:rPr>
+          <w:lang w:val="gu_IN" w:bidi="gu_IN"/>
+        </w:rPr>
+        <w:t>માથ્થી 25:7–9</w:t>
+      </w:r>
     </w:p>
     <w:p>
       <w:pPr>
@@ -9185,162 +8555,120 @@
           <w:lang w:val="gu_IN" w:bidi="gu_IN"/>
         </w:rPr>
       </w:r>
-      <w:hyperlink r:id="rId118">
-        <w:r>
-          <w:rPr>
-            <w:lang w:val="gu_IN" w:bidi="gu_IN"/>
-          </w:rPr>
-          <w:rPr>
-            <w:color w:val="0000EE"/>
-            <w:u w:val="single"/>
-          </w:rPr>
-          <w:t>1 રાજા 6:11–13</w:t>
-        </w:r>
-      </w:hyperlink>
-    </w:p>
-    <w:p>
-      <w:pPr>
-        <w:pStyle w:val="ListBullet"/>
-        <w:spacing w:line="240" w:lineRule="auto"/>
-        <w:ind w:left="720"/>
-      </w:pPr>
-      <w:r>
-        <w:rPr>
-          <w:lang w:val="gu_IN" w:bidi="gu_IN"/>
-        </w:rPr>
-      </w:r>
-      <w:hyperlink r:id="rId119">
-        <w:r>
-          <w:rPr>
-            <w:lang w:val="gu_IN" w:bidi="gu_IN"/>
-          </w:rPr>
-          <w:rPr>
-            <w:color w:val="0000EE"/>
-            <w:u w:val="single"/>
-          </w:rPr>
-          <w:t>દાનિયેલ 11:29–30</w:t>
-        </w:r>
-      </w:hyperlink>
-    </w:p>
-    <w:p>
-      <w:pPr>
-        <w:pStyle w:val="ListBullet"/>
-        <w:spacing w:line="240" w:lineRule="auto"/>
-        <w:ind w:left="720"/>
-      </w:pPr>
-      <w:r>
-        <w:rPr>
-          <w:lang w:val="gu_IN" w:bidi="gu_IN"/>
-        </w:rPr>
-      </w:r>
-      <w:hyperlink r:id="rId120">
-        <w:r>
-          <w:rPr>
-            <w:lang w:val="gu_IN" w:bidi="gu_IN"/>
-          </w:rPr>
-          <w:rPr>
-            <w:color w:val="0000EE"/>
-            <w:u w:val="single"/>
-          </w:rPr>
-          <w:t>ઉત્પત્તિ 24:26–27</w:t>
-        </w:r>
-      </w:hyperlink>
-    </w:p>
-    <w:p>
-      <w:pPr>
-        <w:pStyle w:val="ListBullet"/>
-        <w:spacing w:line="240" w:lineRule="auto"/>
-        <w:ind w:left="720"/>
-      </w:pPr>
-      <w:r>
-        <w:rPr>
-          <w:lang w:val="gu_IN" w:bidi="gu_IN"/>
-        </w:rPr>
-      </w:r>
-      <w:hyperlink r:id="rId121">
-        <w:r>
-          <w:rPr>
-            <w:lang w:val="gu_IN" w:bidi="gu_IN"/>
-          </w:rPr>
-          <w:rPr>
-            <w:color w:val="0000EE"/>
-            <w:u w:val="single"/>
-          </w:rPr>
-          <w:t>યહોશુઆ 24:16–18</w:t>
-        </w:r>
-      </w:hyperlink>
-    </w:p>
-    <w:p>
-      <w:pPr>
-        <w:pStyle w:val="ListBullet"/>
-        <w:spacing w:line="240" w:lineRule="auto"/>
-        <w:ind w:left="720"/>
-      </w:pPr>
-      <w:r>
-        <w:rPr>
-          <w:lang w:val="gu_IN" w:bidi="gu_IN"/>
-        </w:rPr>
-      </w:r>
-      <w:hyperlink r:id="rId122">
-        <w:r>
-          <w:rPr>
-            <w:lang w:val="gu_IN" w:bidi="gu_IN"/>
-          </w:rPr>
-          <w:rPr>
-            <w:color w:val="0000EE"/>
-            <w:u w:val="single"/>
-          </w:rPr>
-          <w:t>માથ્થી 27:45–47</w:t>
-        </w:r>
-      </w:hyperlink>
-    </w:p>
-    <w:p>
-      <w:pPr>
-        <w:pStyle w:val="ListBullet"/>
-        <w:spacing w:line="240" w:lineRule="auto"/>
-        <w:ind w:left="720"/>
-      </w:pPr>
-      <w:r>
-        <w:rPr>
-          <w:lang w:val="gu_IN" w:bidi="gu_IN"/>
-        </w:rPr>
-      </w:r>
-      <w:hyperlink r:id="rId123">
-        <w:r>
-          <w:rPr>
-            <w:lang w:val="gu_IN" w:bidi="gu_IN"/>
-          </w:rPr>
-          <w:rPr>
-            <w:color w:val="0000EE"/>
-            <w:u w:val="single"/>
-          </w:rPr>
-          <w:t>નીતિવચન 27:9–10</w:t>
-        </w:r>
-      </w:hyperlink>
-    </w:p>
-    <w:p>
-      <w:pPr>
-        <w:pStyle w:val="ListBullet"/>
-        <w:spacing w:line="240" w:lineRule="auto"/>
-        <w:ind w:left="720"/>
-      </w:pPr>
-      <w:r>
-        <w:rPr>
-          <w:lang w:val="gu_IN" w:bidi="gu_IN"/>
-        </w:rPr>
-      </w:r>
-      <w:hyperlink r:id="rId124">
-        <w:r>
-          <w:rPr>
-            <w:lang w:val="gu_IN" w:bidi="gu_IN"/>
-          </w:rPr>
-          <w:rPr>
-            <w:color w:val="0000EE"/>
-            <w:u w:val="single"/>
-          </w:rPr>
-          <w:t>ગીતશાસ્ત્ર 71:17–18</w:t>
-        </w:r>
-      </w:hyperlink>
+      <w:r>
+        <w:rPr>
+          <w:lang w:val="gu_IN" w:bidi="gu_IN"/>
+        </w:rPr>
+        <w:t>1 રાજા 6:11–13</w:t>
+      </w:r>
+    </w:p>
+    <w:p>
+      <w:pPr>
+        <w:pStyle w:val="ListBullet"/>
+        <w:spacing w:line="240" w:lineRule="auto"/>
+        <w:ind w:left="720"/>
+      </w:pPr>
+      <w:r>
+        <w:rPr>
+          <w:lang w:val="gu_IN" w:bidi="gu_IN"/>
+        </w:rPr>
+      </w:r>
+      <w:r>
+        <w:rPr>
+          <w:lang w:val="gu_IN" w:bidi="gu_IN"/>
+        </w:rPr>
+        <w:t>દાનિયેલ 11:29–30</w:t>
+      </w:r>
+    </w:p>
+    <w:p>
+      <w:pPr>
+        <w:pStyle w:val="ListBullet"/>
+        <w:spacing w:line="240" w:lineRule="auto"/>
+        <w:ind w:left="720"/>
+      </w:pPr>
+      <w:r>
+        <w:rPr>
+          <w:lang w:val="gu_IN" w:bidi="gu_IN"/>
+        </w:rPr>
+      </w:r>
+      <w:r>
+        <w:rPr>
+          <w:lang w:val="gu_IN" w:bidi="gu_IN"/>
+        </w:rPr>
+        <w:t>ઉત્પત્તિ 24:26–27</w:t>
+      </w:r>
+    </w:p>
+    <w:p>
+      <w:pPr>
+        <w:pStyle w:val="ListBullet"/>
+        <w:spacing w:line="240" w:lineRule="auto"/>
+        <w:ind w:left="720"/>
+      </w:pPr>
+      <w:r>
+        <w:rPr>
+          <w:lang w:val="gu_IN" w:bidi="gu_IN"/>
+        </w:rPr>
+      </w:r>
+      <w:r>
+        <w:rPr>
+          <w:lang w:val="gu_IN" w:bidi="gu_IN"/>
+        </w:rPr>
+        <w:t>યહોશુઆ 24:16–18</w:t>
+      </w:r>
+    </w:p>
+    <w:p>
+      <w:pPr>
+        <w:pStyle w:val="ListBullet"/>
+        <w:spacing w:line="240" w:lineRule="auto"/>
+        <w:ind w:left="720"/>
+      </w:pPr>
+      <w:r>
+        <w:rPr>
+          <w:lang w:val="gu_IN" w:bidi="gu_IN"/>
+        </w:rPr>
+      </w:r>
+      <w:r>
+        <w:rPr>
+          <w:lang w:val="gu_IN" w:bidi="gu_IN"/>
+        </w:rPr>
+        <w:t>માથ્થી 27:45–47</w:t>
+      </w:r>
+    </w:p>
+    <w:p>
+      <w:pPr>
+        <w:pStyle w:val="ListBullet"/>
+        <w:spacing w:line="240" w:lineRule="auto"/>
+        <w:ind w:left="720"/>
+      </w:pPr>
+      <w:r>
+        <w:rPr>
+          <w:lang w:val="gu_IN" w:bidi="gu_IN"/>
+        </w:rPr>
+      </w:r>
+      <w:r>
+        <w:rPr>
+          <w:lang w:val="gu_IN" w:bidi="gu_IN"/>
+        </w:rPr>
+        <w:t>નીતિવચન 27:9–10</w:t>
+      </w:r>
+    </w:p>
+    <w:p>
+      <w:pPr>
+        <w:pStyle w:val="ListBullet"/>
+        <w:spacing w:line="240" w:lineRule="auto"/>
+        <w:ind w:left="720"/>
+      </w:pPr>
+      <w:r>
+        <w:rPr>
+          <w:lang w:val="gu_IN" w:bidi="gu_IN"/>
+        </w:rPr>
+      </w:r>
+      <w:r>
+        <w:rPr>
+          <w:lang w:val="gu_IN" w:bidi="gu_IN"/>
+        </w:rPr>
+        <w:t>ગીતશાસ્ત્ર 71:17–18</w:t>
+      </w:r>
     </w:p>
     <w:p>
       <w:pPr>
@@ -9644,66 +8972,48 @@
           <w:lang w:val="gu_IN" w:bidi="gu_IN"/>
         </w:rPr>
       </w:r>
-      <w:hyperlink r:id="rId125">
-        <w:r>
-          <w:rPr>
-            <w:lang w:val="gu_IN" w:bidi="gu_IN"/>
-          </w:rPr>
-          <w:rPr>
-            <w:color w:val="0000EE"/>
-            <w:u w:val="single"/>
-          </w:rPr>
-          <w:t>2 તિમોથી 4:11–13</w:t>
-        </w:r>
-      </w:hyperlink>
-    </w:p>
-    <w:p>
-      <w:pPr>
-        <w:pStyle w:val="ListBullet"/>
-        <w:spacing w:line="240" w:lineRule="auto"/>
-        <w:ind w:left="720"/>
-      </w:pPr>
-      <w:r>
-        <w:rPr>
-          <w:lang w:val="gu_IN" w:bidi="gu_IN"/>
-        </w:rPr>
-      </w:r>
-      <w:hyperlink r:id="rId126">
-        <w:r>
-          <w:rPr>
-            <w:lang w:val="gu_IN" w:bidi="gu_IN"/>
-          </w:rPr>
-          <w:rPr>
-            <w:color w:val="0000EE"/>
-            <w:u w:val="single"/>
-          </w:rPr>
-          <w:t>પ્રેરિતોનાં કૃત્યો 16:6–8</w:t>
-        </w:r>
-      </w:hyperlink>
-    </w:p>
-    <w:p>
-      <w:pPr>
-        <w:pStyle w:val="ListBullet"/>
-        <w:spacing w:line="240" w:lineRule="auto"/>
-        <w:ind w:left="720"/>
-      </w:pPr>
-      <w:r>
-        <w:rPr>
-          <w:lang w:val="gu_IN" w:bidi="gu_IN"/>
-        </w:rPr>
-      </w:r>
-      <w:hyperlink r:id="rId127">
-        <w:r>
-          <w:rPr>
-            <w:lang w:val="gu_IN" w:bidi="gu_IN"/>
-          </w:rPr>
-          <w:rPr>
-            <w:color w:val="0000EE"/>
-            <w:u w:val="single"/>
-          </w:rPr>
-          <w:t>પ્રેરિતોનાં કૃત્યો 20:4–6</w:t>
-        </w:r>
-      </w:hyperlink>
+      <w:r>
+        <w:rPr>
+          <w:lang w:val="gu_IN" w:bidi="gu_IN"/>
+        </w:rPr>
+        <w:t>2 તિમોથી 4:11–13</w:t>
+      </w:r>
+    </w:p>
+    <w:p>
+      <w:pPr>
+        <w:pStyle w:val="ListBullet"/>
+        <w:spacing w:line="240" w:lineRule="auto"/>
+        <w:ind w:left="720"/>
+      </w:pPr>
+      <w:r>
+        <w:rPr>
+          <w:lang w:val="gu_IN" w:bidi="gu_IN"/>
+        </w:rPr>
+      </w:r>
+      <w:r>
+        <w:rPr>
+          <w:lang w:val="gu_IN" w:bidi="gu_IN"/>
+        </w:rPr>
+        <w:t>પ્રેરિતોનાં કૃત્યો 16:6–8</w:t>
+      </w:r>
+    </w:p>
+    <w:p>
+      <w:pPr>
+        <w:pStyle w:val="ListBullet"/>
+        <w:spacing w:line="240" w:lineRule="auto"/>
+        <w:ind w:left="720"/>
+      </w:pPr>
+      <w:r>
+        <w:rPr>
+          <w:lang w:val="gu_IN" w:bidi="gu_IN"/>
+        </w:rPr>
+      </w:r>
+      <w:r>
+        <w:rPr>
+          <w:lang w:val="gu_IN" w:bidi="gu_IN"/>
+        </w:rPr>
+        <w:t>પ્રેરિતોનાં કૃત્યો 20:4–6</w:t>
+      </w:r>
     </w:p>
     <w:p>
       <w:pPr>
